--- a/AI RAG applications using LangChain-Group_15.docx
+++ b/AI RAG applications using LangChain-Group_15.docx
@@ -31,6 +31,7 @@
           <w:szCs w:val="44"/>
         </w:rPr>
       </w:pPr>
+      <w:proofErr w:type="spellStart"/>
       <w:r>
         <w:rPr>
           <w:rStyle w:val="BookTitle"/>
@@ -39,6 +40,7 @@
         </w:rPr>
         <w:t>LangChain</w:t>
       </w:r>
+      <w:proofErr w:type="spellEnd"/>
       <w:r>
         <w:rPr>
           <w:rStyle w:val="BookTitle"/>
@@ -56,6 +58,7 @@
           <w:rStyle w:val="BookTitle"/>
           <w:sz w:val="44"/>
           <w:szCs w:val="44"/>
+          <w:u w:val="single"/>
         </w:rPr>
       </w:pPr>
       <w:r>
@@ -63,9 +66,540 @@
           <w:rStyle w:val="BookTitle"/>
           <w:sz w:val="44"/>
           <w:szCs w:val="44"/>
-        </w:rPr>
-        <w:t>Vinod Kumar Dhanavath</w:t>
-      </w:r>
+          <w:u w:val="single"/>
+        </w:rPr>
+        <w:t xml:space="preserve">Students Name </w:t>
+      </w:r>
+    </w:p>
+    <w:tbl>
+      <w:tblPr>
+        <w:tblpPr w:leftFromText="180" w:rightFromText="180" w:vertAnchor="page" w:horzAnchor="margin" w:tblpXSpec="center" w:tblpY="4516"/>
+        <w:tblOverlap w:val="never"/>
+        <w:tblW w:w="0" w:type="auto"/>
+        <w:tblLook w:val="04A0" w:firstRow="1" w:lastRow="0" w:firstColumn="1" w:lastColumn="0" w:noHBand="0" w:noVBand="1"/>
+      </w:tblPr>
+      <w:tblGrid>
+        <w:gridCol w:w="692"/>
+        <w:gridCol w:w="2504"/>
+        <w:gridCol w:w="1220"/>
+      </w:tblGrid>
+      <w:tr>
+        <w:trPr>
+          <w:trHeight w:val="456"/>
+        </w:trPr>
+        <w:tc>
+          <w:tcPr>
+            <w:tcW w:w="0" w:type="auto"/>
+            <w:tcBorders>
+              <w:top w:val="single" w:sz="8" w:space="0" w:color="auto"/>
+              <w:left w:val="single" w:sz="8" w:space="0" w:color="auto"/>
+              <w:bottom w:val="single" w:sz="8" w:space="0" w:color="FFC000"/>
+              <w:right w:val="single" w:sz="8" w:space="0" w:color="auto"/>
+            </w:tcBorders>
+            <w:shd w:val="clear" w:color="000000" w:fill="F4B084"/>
+            <w:noWrap/>
+            <w:vAlign w:val="bottom"/>
+            <w:hideMark/>
+          </w:tcPr>
+          <w:p>
+            <w:pPr>
+              <w:rPr>
+                <w:rFonts w:ascii="Calibri" w:eastAsia="Times New Roman" w:hAnsi="Calibri" w:cs="Calibri"/>
+                <w:b/>
+                <w:bCs/>
+                <w:color w:val="000000"/>
+                <w:lang w:val="en-IN" w:eastAsia="en-IN"/>
+              </w:rPr>
+            </w:pPr>
+            <w:r>
+              <w:rPr>
+                <w:rFonts w:ascii="Calibri" w:eastAsia="Times New Roman" w:hAnsi="Calibri" w:cs="Calibri"/>
+                <w:b/>
+                <w:bCs/>
+                <w:color w:val="000000"/>
+                <w:lang w:val="en-IN" w:eastAsia="en-IN"/>
+              </w:rPr>
+              <w:t>S. No</w:t>
+            </w:r>
+          </w:p>
+        </w:tc>
+        <w:tc>
+          <w:tcPr>
+            <w:tcW w:w="0" w:type="auto"/>
+            <w:tcBorders>
+              <w:top w:val="single" w:sz="8" w:space="0" w:color="auto"/>
+              <w:left w:val="single" w:sz="8" w:space="0" w:color="auto"/>
+              <w:bottom w:val="single" w:sz="8" w:space="0" w:color="FFC000"/>
+              <w:right w:val="single" w:sz="8" w:space="0" w:color="auto"/>
+            </w:tcBorders>
+            <w:shd w:val="clear" w:color="000000" w:fill="F4B084"/>
+            <w:noWrap/>
+            <w:vAlign w:val="bottom"/>
+            <w:hideMark/>
+          </w:tcPr>
+          <w:p>
+            <w:pPr>
+              <w:rPr>
+                <w:rFonts w:ascii="Calibri" w:eastAsia="Times New Roman" w:hAnsi="Calibri" w:cs="Calibri"/>
+                <w:b/>
+                <w:bCs/>
+                <w:color w:val="000000"/>
+                <w:lang w:val="en-IN" w:eastAsia="en-IN"/>
+              </w:rPr>
+            </w:pPr>
+            <w:r>
+              <w:rPr>
+                <w:rFonts w:ascii="Calibri" w:eastAsia="Times New Roman" w:hAnsi="Calibri" w:cs="Calibri"/>
+                <w:b/>
+                <w:bCs/>
+                <w:color w:val="000000"/>
+                <w:lang w:val="en-IN" w:eastAsia="en-IN"/>
+              </w:rPr>
+              <w:t xml:space="preserve">Name </w:t>
+            </w:r>
+          </w:p>
+        </w:tc>
+        <w:tc>
+          <w:tcPr>
+            <w:tcW w:w="0" w:type="auto"/>
+            <w:tcBorders>
+              <w:top w:val="single" w:sz="8" w:space="0" w:color="auto"/>
+              <w:left w:val="single" w:sz="8" w:space="0" w:color="auto"/>
+              <w:bottom w:val="single" w:sz="8" w:space="0" w:color="FFC000"/>
+              <w:right w:val="single" w:sz="8" w:space="0" w:color="auto"/>
+            </w:tcBorders>
+            <w:shd w:val="clear" w:color="000000" w:fill="F4B084"/>
+            <w:noWrap/>
+            <w:vAlign w:val="bottom"/>
+            <w:hideMark/>
+          </w:tcPr>
+          <w:p>
+            <w:pPr>
+              <w:rPr>
+                <w:rFonts w:ascii="Calibri" w:eastAsia="Times New Roman" w:hAnsi="Calibri" w:cs="Calibri"/>
+                <w:b/>
+                <w:bCs/>
+                <w:color w:val="000000"/>
+                <w:lang w:val="en-IN" w:eastAsia="en-IN"/>
+              </w:rPr>
+            </w:pPr>
+            <w:r>
+              <w:rPr>
+                <w:rFonts w:ascii="Calibri" w:eastAsia="Times New Roman" w:hAnsi="Calibri" w:cs="Calibri"/>
+                <w:b/>
+                <w:bCs/>
+                <w:color w:val="000000"/>
+                <w:lang w:val="en-IN" w:eastAsia="en-IN"/>
+              </w:rPr>
+              <w:t xml:space="preserve">Student ID </w:t>
+            </w:r>
+          </w:p>
+        </w:tc>
+      </w:tr>
+      <w:tr>
+        <w:trPr>
+          <w:trHeight w:val="456"/>
+        </w:trPr>
+        <w:tc>
+          <w:tcPr>
+            <w:tcW w:w="0" w:type="auto"/>
+            <w:tcBorders>
+              <w:top w:val="single" w:sz="4" w:space="0" w:color="FFC000"/>
+              <w:left w:val="single" w:sz="8" w:space="0" w:color="auto"/>
+              <w:bottom w:val="single" w:sz="4" w:space="0" w:color="FFC000"/>
+              <w:right w:val="single" w:sz="8" w:space="0" w:color="auto"/>
+            </w:tcBorders>
+            <w:shd w:val="clear" w:color="FFF2CC" w:fill="FFF2CC"/>
+            <w:noWrap/>
+            <w:vAlign w:val="bottom"/>
+            <w:hideMark/>
+          </w:tcPr>
+          <w:p>
+            <w:pPr>
+              <w:rPr>
+                <w:rFonts w:ascii="Calibri" w:eastAsia="Times New Roman" w:hAnsi="Calibri" w:cs="Calibri"/>
+                <w:b/>
+                <w:bCs/>
+                <w:color w:val="000000"/>
+                <w:lang w:val="en-IN" w:eastAsia="en-IN"/>
+              </w:rPr>
+            </w:pPr>
+            <w:r>
+              <w:rPr>
+                <w:rFonts w:ascii="Calibri" w:eastAsia="Times New Roman" w:hAnsi="Calibri" w:cs="Calibri"/>
+                <w:b/>
+                <w:bCs/>
+                <w:color w:val="000000"/>
+                <w:lang w:val="en-IN" w:eastAsia="en-IN"/>
+              </w:rPr>
+              <w:t>1</w:t>
+            </w:r>
+          </w:p>
+        </w:tc>
+        <w:tc>
+          <w:tcPr>
+            <w:tcW w:w="0" w:type="auto"/>
+            <w:tcBorders>
+              <w:top w:val="single" w:sz="4" w:space="0" w:color="FFC000"/>
+              <w:left w:val="single" w:sz="8" w:space="0" w:color="auto"/>
+              <w:bottom w:val="single" w:sz="4" w:space="0" w:color="FFC000"/>
+              <w:right w:val="single" w:sz="8" w:space="0" w:color="auto"/>
+            </w:tcBorders>
+            <w:shd w:val="clear" w:color="FFF2CC" w:fill="FFF2CC"/>
+            <w:noWrap/>
+            <w:vAlign w:val="bottom"/>
+            <w:hideMark/>
+          </w:tcPr>
+          <w:p>
+            <w:pPr>
+              <w:rPr>
+                <w:rFonts w:ascii="Calibri" w:eastAsia="Times New Roman" w:hAnsi="Calibri" w:cs="Calibri"/>
+                <w:b/>
+                <w:bCs/>
+                <w:color w:val="000000"/>
+                <w:lang w:val="en-IN" w:eastAsia="en-IN"/>
+              </w:rPr>
+            </w:pPr>
+            <w:proofErr w:type="spellStart"/>
+            <w:r>
+              <w:rPr>
+                <w:rFonts w:ascii="Calibri" w:eastAsia="Times New Roman" w:hAnsi="Calibri" w:cs="Calibri"/>
+                <w:b/>
+                <w:bCs/>
+                <w:color w:val="000000"/>
+                <w:lang w:val="en-IN" w:eastAsia="en-IN"/>
+              </w:rPr>
+              <w:t>Gowreddy</w:t>
+            </w:r>
+            <w:proofErr w:type="spellEnd"/>
+            <w:r>
+              <w:rPr>
+                <w:rFonts w:ascii="Calibri" w:eastAsia="Times New Roman" w:hAnsi="Calibri" w:cs="Calibri"/>
+                <w:b/>
+                <w:bCs/>
+                <w:color w:val="000000"/>
+                <w:lang w:val="en-IN" w:eastAsia="en-IN"/>
+              </w:rPr>
+              <w:t>, Naveen</w:t>
+            </w:r>
+          </w:p>
+        </w:tc>
+        <w:tc>
+          <w:tcPr>
+            <w:tcW w:w="0" w:type="auto"/>
+            <w:tcBorders>
+              <w:top w:val="single" w:sz="4" w:space="0" w:color="FFC000"/>
+              <w:left w:val="single" w:sz="8" w:space="0" w:color="auto"/>
+              <w:bottom w:val="single" w:sz="4" w:space="0" w:color="FFC000"/>
+              <w:right w:val="single" w:sz="8" w:space="0" w:color="auto"/>
+            </w:tcBorders>
+            <w:shd w:val="clear" w:color="FFF2CC" w:fill="FFF2CC"/>
+            <w:noWrap/>
+            <w:vAlign w:val="bottom"/>
+            <w:hideMark/>
+          </w:tcPr>
+          <w:p>
+            <w:pPr>
+              <w:rPr>
+                <w:rFonts w:ascii="Calibri" w:eastAsia="Times New Roman" w:hAnsi="Calibri" w:cs="Calibri"/>
+                <w:b/>
+                <w:bCs/>
+                <w:color w:val="000000"/>
+                <w:lang w:val="en-IN" w:eastAsia="en-IN"/>
+              </w:rPr>
+            </w:pPr>
+            <w:r>
+              <w:rPr>
+                <w:rFonts w:ascii="Calibri" w:eastAsia="Times New Roman" w:hAnsi="Calibri" w:cs="Calibri"/>
+                <w:b/>
+                <w:bCs/>
+                <w:color w:val="000000"/>
+                <w:lang w:val="en-IN" w:eastAsia="en-IN"/>
+              </w:rPr>
+              <w:t>100952189</w:t>
+            </w:r>
+          </w:p>
+        </w:tc>
+      </w:tr>
+      <w:tr>
+        <w:trPr>
+          <w:trHeight w:val="456"/>
+        </w:trPr>
+        <w:tc>
+          <w:tcPr>
+            <w:tcW w:w="0" w:type="auto"/>
+            <w:tcBorders>
+              <w:top w:val="single" w:sz="4" w:space="0" w:color="FFC000"/>
+              <w:left w:val="single" w:sz="8" w:space="0" w:color="auto"/>
+              <w:bottom w:val="single" w:sz="4" w:space="0" w:color="FFC000"/>
+              <w:right w:val="single" w:sz="8" w:space="0" w:color="auto"/>
+            </w:tcBorders>
+            <w:shd w:val="clear" w:color="auto" w:fill="auto"/>
+            <w:noWrap/>
+            <w:vAlign w:val="bottom"/>
+            <w:hideMark/>
+          </w:tcPr>
+          <w:p>
+            <w:pPr>
+              <w:rPr>
+                <w:rFonts w:ascii="Calibri" w:eastAsia="Times New Roman" w:hAnsi="Calibri" w:cs="Calibri"/>
+                <w:b/>
+                <w:bCs/>
+                <w:color w:val="000000"/>
+                <w:lang w:val="en-IN" w:eastAsia="en-IN"/>
+              </w:rPr>
+            </w:pPr>
+            <w:r>
+              <w:rPr>
+                <w:rFonts w:ascii="Calibri" w:eastAsia="Times New Roman" w:hAnsi="Calibri" w:cs="Calibri"/>
+                <w:b/>
+                <w:bCs/>
+                <w:color w:val="000000"/>
+                <w:lang w:val="en-IN" w:eastAsia="en-IN"/>
+              </w:rPr>
+              <w:t>2</w:t>
+            </w:r>
+          </w:p>
+        </w:tc>
+        <w:tc>
+          <w:tcPr>
+            <w:tcW w:w="0" w:type="auto"/>
+            <w:tcBorders>
+              <w:top w:val="single" w:sz="4" w:space="0" w:color="FFC000"/>
+              <w:left w:val="single" w:sz="8" w:space="0" w:color="auto"/>
+              <w:bottom w:val="single" w:sz="4" w:space="0" w:color="FFC000"/>
+              <w:right w:val="single" w:sz="8" w:space="0" w:color="auto"/>
+            </w:tcBorders>
+            <w:shd w:val="clear" w:color="auto" w:fill="auto"/>
+            <w:noWrap/>
+            <w:vAlign w:val="bottom"/>
+            <w:hideMark/>
+          </w:tcPr>
+          <w:p>
+            <w:pPr>
+              <w:rPr>
+                <w:rFonts w:ascii="Calibri" w:eastAsia="Times New Roman" w:hAnsi="Calibri" w:cs="Calibri"/>
+                <w:b/>
+                <w:bCs/>
+                <w:color w:val="000000"/>
+                <w:lang w:val="en-IN" w:eastAsia="en-IN"/>
+              </w:rPr>
+            </w:pPr>
+            <w:proofErr w:type="spellStart"/>
+            <w:r>
+              <w:rPr>
+                <w:rFonts w:ascii="Calibri" w:eastAsia="Times New Roman" w:hAnsi="Calibri" w:cs="Calibri"/>
+                <w:b/>
+                <w:bCs/>
+                <w:color w:val="000000"/>
+                <w:lang w:val="en-IN" w:eastAsia="en-IN"/>
+              </w:rPr>
+              <w:t>Bommireddipalli</w:t>
+            </w:r>
+            <w:proofErr w:type="spellEnd"/>
+            <w:r>
+              <w:rPr>
+                <w:rFonts w:ascii="Calibri" w:eastAsia="Times New Roman" w:hAnsi="Calibri" w:cs="Calibri"/>
+                <w:b/>
+                <w:bCs/>
+                <w:color w:val="000000"/>
+                <w:lang w:val="en-IN" w:eastAsia="en-IN"/>
+              </w:rPr>
+              <w:t>, Aditya</w:t>
+            </w:r>
+          </w:p>
+        </w:tc>
+        <w:tc>
+          <w:tcPr>
+            <w:tcW w:w="0" w:type="auto"/>
+            <w:tcBorders>
+              <w:top w:val="single" w:sz="4" w:space="0" w:color="FFC000"/>
+              <w:left w:val="single" w:sz="8" w:space="0" w:color="auto"/>
+              <w:bottom w:val="single" w:sz="4" w:space="0" w:color="FFC000"/>
+              <w:right w:val="single" w:sz="8" w:space="0" w:color="auto"/>
+            </w:tcBorders>
+            <w:shd w:val="clear" w:color="auto" w:fill="auto"/>
+            <w:noWrap/>
+            <w:vAlign w:val="bottom"/>
+            <w:hideMark/>
+          </w:tcPr>
+          <w:p>
+            <w:pPr>
+              <w:rPr>
+                <w:rFonts w:ascii="Calibri" w:eastAsia="Times New Roman" w:hAnsi="Calibri" w:cs="Calibri"/>
+                <w:b/>
+                <w:bCs/>
+                <w:color w:val="000000"/>
+                <w:lang w:val="en-IN" w:eastAsia="en-IN"/>
+              </w:rPr>
+            </w:pPr>
+            <w:r>
+              <w:rPr>
+                <w:rFonts w:ascii="Calibri" w:eastAsia="Times New Roman" w:hAnsi="Calibri" w:cs="Calibri"/>
+                <w:b/>
+                <w:bCs/>
+                <w:color w:val="000000"/>
+                <w:lang w:val="en-IN" w:eastAsia="en-IN"/>
+              </w:rPr>
+              <w:t>100892785</w:t>
+            </w:r>
+          </w:p>
+        </w:tc>
+      </w:tr>
+      <w:tr>
+        <w:trPr>
+          <w:trHeight w:val="479"/>
+        </w:trPr>
+        <w:tc>
+          <w:tcPr>
+            <w:tcW w:w="0" w:type="auto"/>
+            <w:tcBorders>
+              <w:top w:val="single" w:sz="4" w:space="0" w:color="FFC000"/>
+              <w:left w:val="single" w:sz="8" w:space="0" w:color="auto"/>
+              <w:bottom w:val="single" w:sz="8" w:space="0" w:color="auto"/>
+              <w:right w:val="single" w:sz="8" w:space="0" w:color="auto"/>
+            </w:tcBorders>
+            <w:shd w:val="clear" w:color="FFF2CC" w:fill="FFF2CC"/>
+            <w:noWrap/>
+            <w:vAlign w:val="bottom"/>
+            <w:hideMark/>
+          </w:tcPr>
+          <w:p>
+            <w:pPr>
+              <w:rPr>
+                <w:rFonts w:ascii="Calibri" w:eastAsia="Times New Roman" w:hAnsi="Calibri" w:cs="Calibri"/>
+                <w:b/>
+                <w:bCs/>
+                <w:color w:val="000000"/>
+                <w:lang w:val="en-IN" w:eastAsia="en-IN"/>
+              </w:rPr>
+            </w:pPr>
+            <w:r>
+              <w:rPr>
+                <w:rFonts w:ascii="Calibri" w:eastAsia="Times New Roman" w:hAnsi="Calibri" w:cs="Calibri"/>
+                <w:b/>
+                <w:bCs/>
+                <w:color w:val="000000"/>
+                <w:lang w:val="en-IN" w:eastAsia="en-IN"/>
+              </w:rPr>
+              <w:t>3</w:t>
+            </w:r>
+          </w:p>
+        </w:tc>
+        <w:tc>
+          <w:tcPr>
+            <w:tcW w:w="0" w:type="auto"/>
+            <w:tcBorders>
+              <w:top w:val="single" w:sz="4" w:space="0" w:color="FFC000"/>
+              <w:left w:val="single" w:sz="8" w:space="0" w:color="auto"/>
+              <w:bottom w:val="single" w:sz="8" w:space="0" w:color="auto"/>
+              <w:right w:val="single" w:sz="8" w:space="0" w:color="auto"/>
+            </w:tcBorders>
+            <w:shd w:val="clear" w:color="FFF2CC" w:fill="FFF2CC"/>
+            <w:noWrap/>
+            <w:vAlign w:val="bottom"/>
+            <w:hideMark/>
+          </w:tcPr>
+          <w:p>
+            <w:pPr>
+              <w:rPr>
+                <w:rFonts w:ascii="Calibri" w:eastAsia="Times New Roman" w:hAnsi="Calibri" w:cs="Calibri"/>
+                <w:b/>
+                <w:bCs/>
+                <w:color w:val="000000"/>
+                <w:lang w:val="en-IN" w:eastAsia="en-IN"/>
+              </w:rPr>
+            </w:pPr>
+            <w:proofErr w:type="spellStart"/>
+            <w:r>
+              <w:rPr>
+                <w:rFonts w:ascii="Calibri" w:eastAsia="Times New Roman" w:hAnsi="Calibri" w:cs="Calibri"/>
+                <w:b/>
+                <w:bCs/>
+                <w:color w:val="000000"/>
+                <w:lang w:val="en-IN" w:eastAsia="en-IN"/>
+              </w:rPr>
+              <w:t>Dhanavath</w:t>
+            </w:r>
+            <w:proofErr w:type="spellEnd"/>
+            <w:r>
+              <w:rPr>
+                <w:rFonts w:ascii="Calibri" w:eastAsia="Times New Roman" w:hAnsi="Calibri" w:cs="Calibri"/>
+                <w:b/>
+                <w:bCs/>
+                <w:color w:val="000000"/>
+                <w:lang w:val="en-IN" w:eastAsia="en-IN"/>
+              </w:rPr>
+              <w:t>, Vinod Kumar</w:t>
+            </w:r>
+          </w:p>
+        </w:tc>
+        <w:tc>
+          <w:tcPr>
+            <w:tcW w:w="0" w:type="auto"/>
+            <w:tcBorders>
+              <w:top w:val="single" w:sz="4" w:space="0" w:color="FFC000"/>
+              <w:left w:val="single" w:sz="8" w:space="0" w:color="auto"/>
+              <w:bottom w:val="single" w:sz="8" w:space="0" w:color="auto"/>
+              <w:right w:val="single" w:sz="8" w:space="0" w:color="auto"/>
+            </w:tcBorders>
+            <w:shd w:val="clear" w:color="FFF2CC" w:fill="FFF2CC"/>
+            <w:noWrap/>
+            <w:vAlign w:val="bottom"/>
+            <w:hideMark/>
+          </w:tcPr>
+          <w:p>
+            <w:pPr>
+              <w:rPr>
+                <w:rFonts w:ascii="Calibri" w:eastAsia="Times New Roman" w:hAnsi="Calibri" w:cs="Calibri"/>
+                <w:b/>
+                <w:bCs/>
+                <w:color w:val="000000"/>
+                <w:lang w:val="en-IN" w:eastAsia="en-IN"/>
+              </w:rPr>
+            </w:pPr>
+            <w:r>
+              <w:rPr>
+                <w:rFonts w:ascii="Calibri" w:eastAsia="Times New Roman" w:hAnsi="Calibri" w:cs="Calibri"/>
+                <w:b/>
+                <w:bCs/>
+                <w:color w:val="000000"/>
+                <w:lang w:val="en-IN" w:eastAsia="en-IN"/>
+              </w:rPr>
+              <w:t>100947989</w:t>
+            </w:r>
+          </w:p>
+        </w:tc>
+      </w:tr>
+    </w:tbl>
+    <w:p>
+      <w:pPr>
+        <w:jc w:val="center"/>
+        <w:rPr>
+          <w:rStyle w:val="BookTitle"/>
+          <w:sz w:val="44"/>
+          <w:szCs w:val="44"/>
+          <w:u w:val="single"/>
+        </w:rPr>
+      </w:pPr>
+    </w:p>
+    <w:p>
+      <w:pPr>
+        <w:rPr>
+          <w:rStyle w:val="BookTitle"/>
+          <w:sz w:val="44"/>
+          <w:szCs w:val="44"/>
+        </w:rPr>
+      </w:pPr>
+    </w:p>
+    <w:p>
+      <w:pPr>
+        <w:rPr>
+          <w:rStyle w:val="BookTitle"/>
+          <w:sz w:val="44"/>
+          <w:szCs w:val="44"/>
+        </w:rPr>
+      </w:pPr>
     </w:p>
     <w:p>
       <w:pPr>
@@ -82,16 +616,16 @@
         <mc:AlternateContent>
           <mc:Choice Requires="wps">
             <w:drawing>
-              <wp:anchor distT="45720" distB="45720" distL="114300" distR="114300" simplePos="0" relativeHeight="251659264" behindDoc="0" locked="0" layoutInCell="1" allowOverlap="1" wp14:anchorId="55DD8D38" wp14:editId="196CB9B3">
+              <wp:anchor distT="45720" distB="45720" distL="114300" distR="114300" simplePos="0" relativeHeight="251659264" behindDoc="0" locked="0" layoutInCell="1" allowOverlap="1" wp14:anchorId="55DD8D38" wp14:editId="196D2ED1">
                 <wp:simplePos x="0" y="0"/>
                 <wp:positionH relativeFrom="column">
                   <wp:posOffset>390525</wp:posOffset>
                 </wp:positionH>
                 <wp:positionV relativeFrom="paragraph">
-                  <wp:posOffset>132715</wp:posOffset>
+                  <wp:posOffset>650875</wp:posOffset>
                 </wp:positionV>
-                <wp:extent cx="4819650" cy="1123950"/>
-                <wp:effectExtent l="0" t="0" r="19050" b="19050"/>
+                <wp:extent cx="4819650" cy="2447925"/>
+                <wp:effectExtent l="0" t="0" r="0" b="9525"/>
                 <wp:wrapSquare wrapText="bothSides"/>
                 <wp:docPr id="5" name="Text Box 2"/>
                 <wp:cNvGraphicFramePr>
@@ -106,7 +640,7 @@
                       <wps:spPr bwMode="auto">
                         <a:xfrm>
                           <a:off x="0" y="0"/>
-                          <a:ext cx="4819650" cy="1123950"/>
+                          <a:ext cx="4819650" cy="2447925"/>
                         </a:xfrm>
                         <a:prstGeom prst="rect">
                           <a:avLst/>
@@ -141,8 +675,103 @@
                                 <w:sz w:val="40"/>
                                 <w:szCs w:val="40"/>
                               </w:rPr>
-                              <w:t>Final Project</w:t>
+                              <w:t>April-22-2024</w:t>
                             </w:r>
+                          </w:p>
+                          <w:p>
+                            <w:pPr>
+                              <w:pStyle w:val="Heading1"/>
+                              <w:jc w:val="center"/>
+                              <w:rPr>
+                                <w:color w:val="000000" w:themeColor="text1"/>
+                                <w:sz w:val="40"/>
+                                <w:szCs w:val="40"/>
+                              </w:rPr>
+                            </w:pPr>
+                            <w:sdt>
+                              <w:sdtPr>
+                                <w:rPr>
+                                  <w:color w:val="000000" w:themeColor="text1"/>
+                                  <w:sz w:val="40"/>
+                                  <w:szCs w:val="40"/>
+                                </w:rPr>
+                                <w:id w:val="-1516760087"/>
+                                <w:placeholder>
+                                  <w:docPart w:val="94B5623F6F374126B4F9E0FF11CDB676"/>
+                                </w:placeholder>
+                                <w:temporary/>
+                                <w:showingPlcHdr/>
+                                <w15:appearance w15:val="hidden"/>
+                              </w:sdtPr>
+                              <w:sdtEndPr/>
+                              <w:sdtContent>
+                                <w:r>
+                                  <w:rPr>
+                                    <w:color w:val="000000" w:themeColor="text1"/>
+                                    <w:sz w:val="40"/>
+                                    <w:szCs w:val="40"/>
+                                  </w:rPr>
+                                  <w:t>—</w:t>
+                                </w:r>
+                              </w:sdtContent>
+                            </w:sdt>
+                          </w:p>
+                          <w:p>
+                            <w:pPr>
+                              <w:pStyle w:val="Heading1"/>
+                              <w:jc w:val="center"/>
+                              <w:rPr>
+                                <w:color w:val="000000" w:themeColor="text1"/>
+                                <w:sz w:val="40"/>
+                                <w:szCs w:val="40"/>
+                              </w:rPr>
+                            </w:pPr>
+                            <w:r>
+                              <w:rPr>
+                                <w:color w:val="000000" w:themeColor="text1"/>
+                                <w:sz w:val="40"/>
+                                <w:szCs w:val="40"/>
+                              </w:rPr>
+                              <w:t>DATA-1200-02 - INTRODUCTION TO DATA ANALYSIS</w:t>
+                            </w:r>
+                          </w:p>
+                          <w:p>
+                            <w:pPr>
+                              <w:pStyle w:val="Heading1"/>
+                              <w:jc w:val="center"/>
+                              <w:rPr>
+                                <w:color w:val="000000" w:themeColor="text1"/>
+                                <w:sz w:val="40"/>
+                                <w:szCs w:val="40"/>
+                              </w:rPr>
+                            </w:pPr>
+                            <w:sdt>
+                              <w:sdtPr>
+                                <w:rPr>
+                                  <w:color w:val="000000" w:themeColor="text1"/>
+                                  <w:sz w:val="40"/>
+                                  <w:szCs w:val="40"/>
+                                </w:rPr>
+                                <w:id w:val="1492440299"/>
+                                <w:placeholder>
+                                  <w:docPart w:val="4628F23A685444EFAF813AEA786353F7"/>
+                                </w:placeholder>
+                                <w:temporary/>
+                                <w:showingPlcHdr/>
+                                <w15:appearance w15:val="hidden"/>
+                              </w:sdtPr>
+                              <w:sdtEndPr/>
+                              <w:sdtContent>
+                                <w:r>
+                                  <w:rPr>
+                                    <w:color w:val="000000" w:themeColor="text1"/>
+                                    <w:sz w:val="40"/>
+                                    <w:szCs w:val="40"/>
+                                  </w:rPr>
+                                  <w:t>—</w:t>
+                                </w:r>
+                              </w:sdtContent>
+                            </w:sdt>
                           </w:p>
                           <w:p>
                             <w:pPr>
@@ -158,8 +787,22 @@
                                 <w:sz w:val="40"/>
                                 <w:szCs w:val="40"/>
                               </w:rPr>
-                              <w:t>Machine Learning.</w:t>
+                              <w:t xml:space="preserve">Saber </w:t>
                             </w:r>
+                            <w:proofErr w:type="spellStart"/>
+                            <w:r>
+                              <w:rPr>
+                                <w:sz w:val="40"/>
+                                <w:szCs w:val="40"/>
+                              </w:rPr>
+                              <w:t>Amini</w:t>
+                            </w:r>
+                            <w:proofErr w:type="spellEnd"/>
+                          </w:p>
+                          <w:p>
+                            <w:pPr>
+                              <w:jc w:val="center"/>
+                            </w:pPr>
                           </w:p>
                         </w:txbxContent>
                       </wps:txbx>
@@ -184,7 +827,7 @@
                 <v:stroke joinstyle="miter"/>
                 <v:path gradientshapeok="t" o:connecttype="rect"/>
               </v:shapetype>
-              <v:shape id="Text Box 2" o:spid="_x0000_s1026" type="#_x0000_t202" style="position:absolute;margin-left:30.75pt;margin-top:10.45pt;width:379.5pt;height:88.5pt;z-index:251659264;visibility:visible;mso-wrap-style:square;mso-width-percent:0;mso-height-percent:0;mso-wrap-distance-left:9pt;mso-wrap-distance-top:3.6pt;mso-wrap-distance-right:9pt;mso-wrap-distance-bottom:3.6pt;mso-position-horizontal:absolute;mso-position-horizontal-relative:text;mso-position-vertical:absolute;mso-position-vertical-relative:text;mso-width-percent:0;mso-height-percent:0;mso-width-relative:margin;mso-height-relative:margin;v-text-anchor:top" o:gfxdata="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">
+              <v:shape id="Text Box 2" o:spid="_x0000_s1026" type="#_x0000_t202" style="position:absolute;margin-left:30.75pt;margin-top:51.25pt;width:379.5pt;height:192.75pt;z-index:251659264;visibility:visible;mso-wrap-style:square;mso-width-percent:0;mso-height-percent:0;mso-wrap-distance-left:9pt;mso-wrap-distance-top:3.6pt;mso-wrap-distance-right:9pt;mso-wrap-distance-bottom:3.6pt;mso-position-horizontal:absolute;mso-position-horizontal-relative:text;mso-position-vertical:absolute;mso-position-vertical-relative:text;mso-width-percent:0;mso-height-percent:0;mso-width-relative:margin;mso-height-relative:margin;v-text-anchor:top" o:gfxdata="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">
                 <v:textbox>
                   <w:txbxContent>
                     <w:p>
@@ -203,8 +846,103 @@
                           <w:sz w:val="40"/>
                           <w:szCs w:val="40"/>
                         </w:rPr>
-                        <w:t>Final Project</w:t>
+                        <w:t>April-22-2024</w:t>
                       </w:r>
+                    </w:p>
+                    <w:p>
+                      <w:pPr>
+                        <w:pStyle w:val="Heading1"/>
+                        <w:jc w:val="center"/>
+                        <w:rPr>
+                          <w:color w:val="000000" w:themeColor="text1"/>
+                          <w:sz w:val="40"/>
+                          <w:szCs w:val="40"/>
+                        </w:rPr>
+                      </w:pPr>
+                      <w:sdt>
+                        <w:sdtPr>
+                          <w:rPr>
+                            <w:color w:val="000000" w:themeColor="text1"/>
+                            <w:sz w:val="40"/>
+                            <w:szCs w:val="40"/>
+                          </w:rPr>
+                          <w:id w:val="-1516760087"/>
+                          <w:placeholder>
+                            <w:docPart w:val="94B5623F6F374126B4F9E0FF11CDB676"/>
+                          </w:placeholder>
+                          <w:temporary/>
+                          <w:showingPlcHdr/>
+                          <w15:appearance w15:val="hidden"/>
+                        </w:sdtPr>
+                        <w:sdtEndPr/>
+                        <w:sdtContent>
+                          <w:r>
+                            <w:rPr>
+                              <w:color w:val="000000" w:themeColor="text1"/>
+                              <w:sz w:val="40"/>
+                              <w:szCs w:val="40"/>
+                            </w:rPr>
+                            <w:t>—</w:t>
+                          </w:r>
+                        </w:sdtContent>
+                      </w:sdt>
+                    </w:p>
+                    <w:p>
+                      <w:pPr>
+                        <w:pStyle w:val="Heading1"/>
+                        <w:jc w:val="center"/>
+                        <w:rPr>
+                          <w:color w:val="000000" w:themeColor="text1"/>
+                          <w:sz w:val="40"/>
+                          <w:szCs w:val="40"/>
+                        </w:rPr>
+                      </w:pPr>
+                      <w:r>
+                        <w:rPr>
+                          <w:color w:val="000000" w:themeColor="text1"/>
+                          <w:sz w:val="40"/>
+                          <w:szCs w:val="40"/>
+                        </w:rPr>
+                        <w:t>DATA-1200-02 - INTRODUCTION TO DATA ANALYSIS</w:t>
+                      </w:r>
+                    </w:p>
+                    <w:p>
+                      <w:pPr>
+                        <w:pStyle w:val="Heading1"/>
+                        <w:jc w:val="center"/>
+                        <w:rPr>
+                          <w:color w:val="000000" w:themeColor="text1"/>
+                          <w:sz w:val="40"/>
+                          <w:szCs w:val="40"/>
+                        </w:rPr>
+                      </w:pPr>
+                      <w:sdt>
+                        <w:sdtPr>
+                          <w:rPr>
+                            <w:color w:val="000000" w:themeColor="text1"/>
+                            <w:sz w:val="40"/>
+                            <w:szCs w:val="40"/>
+                          </w:rPr>
+                          <w:id w:val="1492440299"/>
+                          <w:placeholder>
+                            <w:docPart w:val="4628F23A685444EFAF813AEA786353F7"/>
+                          </w:placeholder>
+                          <w:temporary/>
+                          <w:showingPlcHdr/>
+                          <w15:appearance w15:val="hidden"/>
+                        </w:sdtPr>
+                        <w:sdtEndPr/>
+                        <w:sdtContent>
+                          <w:r>
+                            <w:rPr>
+                              <w:color w:val="000000" w:themeColor="text1"/>
+                              <w:sz w:val="40"/>
+                              <w:szCs w:val="40"/>
+                            </w:rPr>
+                            <w:t>—</w:t>
+                          </w:r>
+                        </w:sdtContent>
+                      </w:sdt>
                     </w:p>
                     <w:p>
                       <w:pPr>
@@ -220,8 +958,22 @@
                           <w:sz w:val="40"/>
                           <w:szCs w:val="40"/>
                         </w:rPr>
-                        <w:t>Machine Learning.</w:t>
+                        <w:t xml:space="preserve">Saber </w:t>
                       </w:r>
+                      <w:proofErr w:type="spellStart"/>
+                      <w:r>
+                        <w:rPr>
+                          <w:sz w:val="40"/>
+                          <w:szCs w:val="40"/>
+                        </w:rPr>
+                        <w:t>Amini</w:t>
+                      </w:r>
+                      <w:proofErr w:type="spellEnd"/>
+                    </w:p>
+                    <w:p>
+                      <w:pPr>
+                        <w:jc w:val="center"/>
+                      </w:pPr>
                     </w:p>
                   </w:txbxContent>
                 </v:textbox>
@@ -240,6 +992,15 @@
           <w:szCs w:val="44"/>
         </w:rPr>
       </w:pPr>
+    </w:p>
+    <w:p>
+      <w:pPr>
+        <w:rPr>
+          <w:rStyle w:val="BookTitle"/>
+          <w:sz w:val="44"/>
+          <w:szCs w:val="44"/>
+        </w:rPr>
+      </w:pPr>
       <w:r>
         <w:rPr>
           <w:rStyle w:val="BookTitle"/>
@@ -327,7 +1088,8 @@
           <w:sz w:val="44"/>
           <w:szCs w:val="44"/>
         </w:rPr>
-        <w:t>Final Project : Q&amp;A Application</w:t>
+        <w:lastRenderedPageBreak/>
+        <w:t>Final Project Report: Q&amp;A Application</w:t>
       </w:r>
     </w:p>
     <w:p>
@@ -385,20 +1147,7 @@
           <w:sz w:val="24"/>
           <w:szCs w:val="24"/>
         </w:rPr>
-        <w:t xml:space="preserve">This report outlines the development and functionalities of the Q&amp;A Application, a tool designed to facilitate seamless interactions with databases and documents through a user-friendly web interface. The application utilizes advanced natural language processing and database querying techniques to </w:t>
-      </w:r>
-      <w:r>
-        <w:rPr>
-          <w:rStyle w:val="BookTitle"/>
-          <w:b w:val="0"/>
-          <w:bCs w:val="0"/>
-          <w:i w:val="0"/>
-          <w:iCs w:val="0"/>
-          <w:sz w:val="24"/>
-          <w:szCs w:val="24"/>
-        </w:rPr>
-        <w:lastRenderedPageBreak/>
-        <w:t>provide users with instant, accurate responses to their inquiries about database content or textual documents.</w:t>
+        <w:t>This report outlines the development and functionalities of the Q&amp;A Application, a tool designed to facilitate seamless interactions with databases and documents through a user-friendly web interface. The application utilizes advanced natural language processing and database querying techniques to provide users with instant, accurate responses to their inquiries about database content or textual documents.</w:t>
       </w:r>
     </w:p>
     <w:p>
@@ -776,6 +1525,7 @@
           <w:sz w:val="24"/>
           <w:szCs w:val="24"/>
         </w:rPr>
+        <w:lastRenderedPageBreak/>
         <w:t>MySQL Connector/Python:</w:t>
       </w:r>
       <w:r>
@@ -910,7 +1660,6 @@
           <w:sz w:val="24"/>
           <w:szCs w:val="24"/>
         </w:rPr>
-        <w:lastRenderedPageBreak/>
         <w:t>The application presents users with a clean and straightforward initial interface, as shown in the 'App Start' screenshot (see Appendix A). It clearly prompts users for database connection details, ensuring a secure and customized experience.</w:t>
       </w:r>
     </w:p>
@@ -1358,6 +2107,7 @@
           <w:szCs w:val="24"/>
           <w:u w:val="single"/>
         </w:rPr>
+        <w:lastRenderedPageBreak/>
         <w:t>Application Output:</w:t>
       </w:r>
     </w:p>
@@ -1436,7 +2186,6 @@
           <w:sz w:val="24"/>
           <w:szCs w:val="24"/>
         </w:rPr>
-        <w:lastRenderedPageBreak/>
         <w:t>Document Query:</w:t>
       </w:r>
       <w:r>
@@ -1515,6 +2264,7 @@
         </w:rPr>
         <w:t>”</w:t>
       </w:r>
+      <w:proofErr w:type="gramStart"/>
       <w:r>
         <w:rPr>
           <w:rStyle w:val="BookTitle"/>
@@ -1537,7 +2287,20 @@
           <w:sz w:val="24"/>
           <w:szCs w:val="24"/>
         </w:rPr>
-        <w:t>, the application correctly provided a detailed description, indicating a robust understanding of the document's text.</w:t>
+        <w:t>,</w:t>
+      </w:r>
+      <w:proofErr w:type="gramEnd"/>
+      <w:r>
+        <w:rPr>
+          <w:rStyle w:val="BookTitle"/>
+          <w:b w:val="0"/>
+          <w:bCs w:val="0"/>
+          <w:i w:val="0"/>
+          <w:iCs w:val="0"/>
+          <w:sz w:val="24"/>
+          <w:szCs w:val="24"/>
+        </w:rPr>
+        <w:t xml:space="preserve"> the application correctly provided a detailed description, indicating a robust understanding of the document's text.</w:t>
       </w:r>
     </w:p>
     <w:p>
@@ -1640,7 +2403,33 @@
           <w:sz w:val="24"/>
           <w:szCs w:val="24"/>
         </w:rPr>
-        <w:t>The project team encountered challenges, including efficient handling of non-text PDFs and maintaining session states across interactions. Solutions involved using PyPDF2's robust text extraction capabilities and Streamlit's session state management</w:t>
+        <w:t xml:space="preserve">The project team encountered challenges, including efficient handling of non-text PDFs and maintaining session states across interactions. Solutions involved using PyPDF2's robust text extraction capabilities and </w:t>
+      </w:r>
+      <w:proofErr w:type="spellStart"/>
+      <w:r>
+        <w:rPr>
+          <w:rStyle w:val="BookTitle"/>
+          <w:b w:val="0"/>
+          <w:bCs w:val="0"/>
+          <w:i w:val="0"/>
+          <w:iCs w:val="0"/>
+          <w:sz w:val="24"/>
+          <w:szCs w:val="24"/>
+        </w:rPr>
+        <w:t>Streamlit's</w:t>
+      </w:r>
+      <w:proofErr w:type="spellEnd"/>
+      <w:r>
+        <w:rPr>
+          <w:rStyle w:val="BookTitle"/>
+          <w:b w:val="0"/>
+          <w:bCs w:val="0"/>
+          <w:i w:val="0"/>
+          <w:iCs w:val="0"/>
+          <w:sz w:val="24"/>
+          <w:szCs w:val="24"/>
+        </w:rPr>
+        <w:t xml:space="preserve"> session state management</w:t>
       </w:r>
     </w:p>
     <w:p>
@@ -1745,6 +2534,7 @@
         <w:rPr>
           <w:noProof/>
         </w:rPr>
+        <w:lastRenderedPageBreak/>
         <w:drawing>
           <wp:inline distT="0" distB="0" distL="0" distR="0" wp14:anchorId="21634948" wp14:editId="5EBDF214">
             <wp:extent cx="5943600" cy="3154045"/>
@@ -1828,7 +2618,6 @@
           <w:sz w:val="24"/>
           <w:szCs w:val="24"/>
         </w:rPr>
-        <w:lastRenderedPageBreak/>
         <w:t>B. Database Connection Screenshot</w:t>
       </w:r>
     </w:p>
@@ -1960,6 +2749,7 @@
           <w:sz w:val="24"/>
           <w:szCs w:val="24"/>
         </w:rPr>
+        <w:lastRenderedPageBreak/>
         <w:t xml:space="preserve">C. </w:t>
       </w:r>
       <w:r>
@@ -2156,7 +2946,7 @@
         <v:path o:extrusionok="f" gradientshapeok="t" o:connecttype="rect"/>
         <o:lock v:ext="edit" aspectratio="t"/>
       </v:shapetype>
-      <v:shape id="_x0000_i1183" type="#_x0000_t75" style="width:11.25pt;height:11.25pt" o:bullet="t">
+      <v:shape id="_x0000_i1051" type="#_x0000_t75" style="width:11.25pt;height:11.25pt" o:bullet="t">
         <v:imagedata r:id="rId1" o:title="mso8C7F"/>
       </v:shape>
     </w:pict>
@@ -3776,6 +4566,605 @@
 </w:styles>
 </file>
 
+<file path=word/glossary/document.xml><?xml version="1.0" encoding="utf-8"?>
+<w:glossaryDocument xmlns:wpc="http://schemas.microsoft.com/office/word/2010/wordprocessingCanvas" xmlns:cx="http://schemas.microsoft.com/office/drawing/2014/chartex" xmlns:cx1="http://schemas.microsoft.com/office/drawing/2015/9/8/chartex" xmlns:cx2="http://schemas.microsoft.com/office/drawing/2015/10/21/chartex" xmlns:cx3="http://schemas.microsoft.com/office/drawing/2016/5/9/chartex" xmlns:cx4="http://schemas.microsoft.com/office/drawing/2016/5/10/chartex" xmlns:cx5="http://schemas.microsoft.com/office/drawing/2016/5/11/chartex" xmlns:cx6="http://schemas.microsoft.com/office/drawing/2016/5/12/chartex" xmlns:cx7="http://schemas.microsoft.com/office/drawing/2016/5/13/chartex" xmlns:cx8="http://schemas.microsoft.com/office/drawing/2016/5/14/chartex" xmlns:mc="http://schemas.openxmlformats.org/markup-compatibility/2006" xmlns:aink="http://schemas.microsoft.com/office/drawing/2016/ink" xmlns:am3d="http://schemas.microsoft.com/office/drawing/2017/model3d" xmlns:o="urn:schemas-microsoft-com:office:office" xmlns:r="http://schemas.openxmlformats.org/officeDocument/2006/relationships" xmlns:m="http://schemas.openxmlformats.org/officeDocument/2006/math" xmlns:v="urn:schemas-microsoft-com:vml" xmlns:wp14="http://schemas.microsoft.com/office/word/2010/wordprocessingDrawing" xmlns:wp="http://schemas.openxmlformats.org/drawingml/2006/wordprocessingDrawing" xmlns:w10="urn:schemas-microsoft-com:office:word" xmlns:w="http://schemas.openxmlformats.org/wordprocessingml/2006/main" xmlns:w14="http://schemas.microsoft.com/office/word/2010/wordml" xmlns:w15="http://schemas.microsoft.com/office/word/2012/wordml" xmlns:w16cex="http://schemas.microsoft.com/office/word/2018/wordml/cex" xmlns:w16cid="http://schemas.microsoft.com/office/word/2016/wordml/cid" xmlns:w16="http://schemas.microsoft.com/office/word/2018/wordml" xmlns:w16sdtdh="http://schemas.microsoft.com/office/word/2020/wordml/sdtdatahash" xmlns:w16se="http://schemas.microsoft.com/office/word/2015/wordml/symex" xmlns:wpg="http://schemas.microsoft.com/office/word/2010/wordprocessingGroup" xmlns:wpi="http://schemas.microsoft.com/office/word/2010/wordprocessingInk" xmlns:wne="http://schemas.microsoft.com/office/word/2006/wordml" xmlns:wps="http://schemas.microsoft.com/office/word/2010/wordprocessingShape" mc:Ignorable="w14 w15 w16se w16cid w16 w16cex w16sdtdh wp14">
+  <w:docParts>
+    <w:docPart>
+      <w:docPartPr>
+        <w:name w:val="94B5623F6F374126B4F9E0FF11CDB676"/>
+        <w:category>
+          <w:name w:val="General"/>
+          <w:gallery w:val="placeholder"/>
+        </w:category>
+        <w:types>
+          <w:type w:val="bbPlcHdr"/>
+        </w:types>
+        <w:behaviors>
+          <w:behavior w:val="content"/>
+        </w:behaviors>
+        <w:guid w:val="{41A322C0-06F6-4AB7-B5D4-6D460668C51E}"/>
+      </w:docPartPr>
+      <w:docPartBody>
+        <w:p>
+          <w:pPr>
+            <w:pStyle w:val="94B5623F6F374126B4F9E0FF11CDB676"/>
+          </w:pPr>
+          <w:r>
+            <w:t>—</w:t>
+          </w:r>
+        </w:p>
+      </w:docPartBody>
+    </w:docPart>
+    <w:docPart>
+      <w:docPartPr>
+        <w:name w:val="4628F23A685444EFAF813AEA786353F7"/>
+        <w:category>
+          <w:name w:val="General"/>
+          <w:gallery w:val="placeholder"/>
+        </w:category>
+        <w:types>
+          <w:type w:val="bbPlcHdr"/>
+        </w:types>
+        <w:behaviors>
+          <w:behavior w:val="content"/>
+        </w:behaviors>
+        <w:guid w:val="{CE7B27D8-648A-4A3C-8E61-5D77F9821AED}"/>
+      </w:docPartPr>
+      <w:docPartBody>
+        <w:p>
+          <w:pPr>
+            <w:pStyle w:val="4628F23A685444EFAF813AEA786353F7"/>
+          </w:pPr>
+          <w:r>
+            <w:t>—</w:t>
+          </w:r>
+        </w:p>
+      </w:docPartBody>
+    </w:docPart>
+  </w:docParts>
+</w:glossaryDocument>
+</file>
+
+<file path=word/glossary/fontTable.xml><?xml version="1.0" encoding="utf-8"?>
+<w:fonts xmlns:mc="http://schemas.openxmlformats.org/markup-compatibility/2006" xmlns:r="http://schemas.openxmlformats.org/officeDocument/2006/relationships" xmlns:w="http://schemas.openxmlformats.org/wordprocessingml/2006/main" xmlns:w14="http://schemas.microsoft.com/office/word/2010/wordml" xmlns:w15="http://schemas.microsoft.com/office/word/2012/wordml" xmlns:w16cex="http://schemas.microsoft.com/office/word/2018/wordml/cex" xmlns:w16cid="http://schemas.microsoft.com/office/word/2016/wordml/cid" xmlns:w16="http://schemas.microsoft.com/office/word/2018/wordml" xmlns:w16sdtdh="http://schemas.microsoft.com/office/word/2020/wordml/sdtdatahash" xmlns:w16se="http://schemas.microsoft.com/office/word/2015/wordml/symex" mc:Ignorable="w14 w15 w16se w16cid w16 w16cex w16sdtdh">
+  <w:font w:name="Symbol">
+    <w:panose1 w:val="05050102010706020507"/>
+    <w:charset w:val="02"/>
+    <w:family w:val="roman"/>
+    <w:pitch w:val="variable"/>
+    <w:sig w:usb0="00000000" w:usb1="10000000" w:usb2="00000000" w:usb3="00000000" w:csb0="80000000" w:csb1="00000000"/>
+  </w:font>
+  <w:font w:name="Times New Roman">
+    <w:panose1 w:val="02020603050405020304"/>
+    <w:charset w:val="00"/>
+    <w:family w:val="roman"/>
+    <w:pitch w:val="variable"/>
+    <w:sig w:usb0="E0002EFF" w:usb1="C000785B" w:usb2="00000009" w:usb3="00000000" w:csb0="000001FF" w:csb1="00000000"/>
+  </w:font>
+  <w:font w:name="Courier New">
+    <w:panose1 w:val="02070309020205020404"/>
+    <w:charset w:val="00"/>
+    <w:family w:val="modern"/>
+    <w:pitch w:val="fixed"/>
+    <w:sig w:usb0="E0002EFF" w:usb1="C0007843" w:usb2="00000009" w:usb3="00000000" w:csb0="000001FF" w:csb1="00000000"/>
+  </w:font>
+  <w:font w:name="Wingdings">
+    <w:panose1 w:val="05000000000000000000"/>
+    <w:charset w:val="02"/>
+    <w:family w:val="auto"/>
+    <w:pitch w:val="variable"/>
+    <w:sig w:usb0="00000000" w:usb1="10000000" w:usb2="00000000" w:usb3="00000000" w:csb0="80000000" w:csb1="00000000"/>
+  </w:font>
+  <w:font w:name="Calibri">
+    <w:panose1 w:val="020F0502020204030204"/>
+    <w:charset w:val="00"/>
+    <w:family w:val="swiss"/>
+    <w:pitch w:val="variable"/>
+    <w:sig w:usb0="E4002EFF" w:usb1="C000247B" w:usb2="00000009" w:usb3="00000000" w:csb0="000001FF" w:csb1="00000000"/>
+  </w:font>
+  <w:font w:name="Cambria">
+    <w:panose1 w:val="02040503050406030204"/>
+    <w:charset w:val="00"/>
+    <w:family w:val="roman"/>
+    <w:pitch w:val="variable"/>
+    <w:sig w:usb0="E00006FF" w:usb1="420024FF" w:usb2="02000000" w:usb3="00000000" w:csb0="0000019F" w:csb1="00000000"/>
+  </w:font>
+  <w:font w:name="Calibri Light">
+    <w:panose1 w:val="020F0302020204030204"/>
+    <w:charset w:val="00"/>
+    <w:family w:val="swiss"/>
+    <w:pitch w:val="variable"/>
+    <w:sig w:usb0="E4002EFF" w:usb1="C000247B" w:usb2="00000009" w:usb3="00000000" w:csb0="000001FF" w:csb1="00000000"/>
+  </w:font>
+</w:fonts>
+</file>
+
+<file path=word/glossary/settings.xml><?xml version="1.0" encoding="utf-8"?>
+<w:settings xmlns:mc="http://schemas.openxmlformats.org/markup-compatibility/2006" xmlns:o="urn:schemas-microsoft-com:office:office" xmlns:r="http://schemas.openxmlformats.org/officeDocument/2006/relationships" xmlns:m="http://schemas.openxmlformats.org/officeDocument/2006/math" xmlns:v="urn:schemas-microsoft-com:vml" xmlns:w10="urn:schemas-microsoft-com:office:word" xmlns:w="http://schemas.openxmlformats.org/wordprocessingml/2006/main" xmlns:w14="http://schemas.microsoft.com/office/word/2010/wordml" xmlns:w15="http://schemas.microsoft.com/office/word/2012/wordml" xmlns:w16cex="http://schemas.microsoft.com/office/word/2018/wordml/cex" xmlns:w16cid="http://schemas.microsoft.com/office/word/2016/wordml/cid" xmlns:w16="http://schemas.microsoft.com/office/word/2018/wordml" xmlns:w16sdtdh="http://schemas.microsoft.com/office/word/2020/wordml/sdtdatahash" xmlns:w16se="http://schemas.microsoft.com/office/word/2015/wordml/symex" xmlns:sl="http://schemas.openxmlformats.org/schemaLibrary/2006/main" mc:Ignorable="w14 w15 w16se w16cid w16 w16cex w16sdtdh">
+  <w:view w:val="normal"/>
+  <w:defaultTabStop w:val="720"/>
+  <w:characterSpacingControl w:val="doNotCompress"/>
+  <w:compat>
+    <w:useFELayout/>
+    <w:compatSetting w:name="compatibilityMode" w:uri="http://schemas.microsoft.com/office/word" w:val="15"/>
+    <w:compatSetting w:name="overrideTableStyleFontSizeAndJustification" w:uri="http://schemas.microsoft.com/office/word" w:val="1"/>
+    <w:compatSetting w:name="enableOpenTypeFeatures" w:uri="http://schemas.microsoft.com/office/word" w:val="1"/>
+    <w:compatSetting w:name="doNotFlipMirrorIndents" w:uri="http://schemas.microsoft.com/office/word" w:val="1"/>
+    <w:compatSetting w:name="differentiateMultirowTableHeaders" w:uri="http://schemas.microsoft.com/office/word" w:val="1"/>
+    <w:compatSetting w:name="useWord2013TrackBottomHyphenation" w:uri="http://schemas.microsoft.com/office/word" w:val="0"/>
+  </w:compat>
+  <w:rsids>
+    <w:rsidRoot w:val="00387843"/>
+    <w:rsid w:val="00387843"/>
+    <w:rsid w:val="00404431"/>
+    <w:rsid w:val="00954951"/>
+    <w:rsid w:val="00CD5963"/>
+  </w:rsids>
+  <m:mathPr>
+    <m:mathFont m:val="Cambria Math"/>
+    <m:brkBin m:val="before"/>
+    <m:brkBinSub m:val="--"/>
+    <m:smallFrac m:val="0"/>
+    <m:dispDef/>
+    <m:lMargin m:val="0"/>
+    <m:rMargin m:val="0"/>
+    <m:defJc m:val="centerGroup"/>
+    <m:wrapIndent m:val="1440"/>
+    <m:intLim m:val="subSup"/>
+    <m:naryLim m:val="undOvr"/>
+  </m:mathPr>
+  <w:themeFontLang w:val="en-IN"/>
+  <w:clrSchemeMapping w:bg1="light1" w:t1="dark1" w:bg2="light2" w:t2="dark2" w:accent1="accent1" w:accent2="accent2" w:accent3="accent3" w:accent4="accent4" w:accent5="accent5" w:accent6="accent6" w:hyperlink="hyperlink" w:followedHyperlink="followedHyperlink"/>
+  <w:decimalSymbol w:val="."/>
+  <w:listSeparator w:val=","/>
+  <w15:chartTrackingRefBased/>
+</w:settings>
+</file>
+
+<file path=word/glossary/styles.xml><?xml version="1.0" encoding="utf-8"?>
+<w:styles xmlns:mc="http://schemas.openxmlformats.org/markup-compatibility/2006" xmlns:r="http://schemas.openxmlformats.org/officeDocument/2006/relationships" xmlns:w="http://schemas.openxmlformats.org/wordprocessingml/2006/main" xmlns:w14="http://schemas.microsoft.com/office/word/2010/wordml" xmlns:w15="http://schemas.microsoft.com/office/word/2012/wordml" xmlns:w16cex="http://schemas.microsoft.com/office/word/2018/wordml/cex" xmlns:w16cid="http://schemas.microsoft.com/office/word/2016/wordml/cid" xmlns:w16="http://schemas.microsoft.com/office/word/2018/wordml" xmlns:w16sdtdh="http://schemas.microsoft.com/office/word/2020/wordml/sdtdatahash" xmlns:w16se="http://schemas.microsoft.com/office/word/2015/wordml/symex" mc:Ignorable="w14 w15 w16se w16cid w16 w16cex w16sdtdh">
+  <w:docDefaults>
+    <w:rPrDefault>
+      <w:rPr>
+        <w:rFonts w:asciiTheme="minorHAnsi" w:eastAsiaTheme="minorEastAsia" w:hAnsiTheme="minorHAnsi" w:cstheme="minorBidi"/>
+        <w:sz w:val="22"/>
+        <w:szCs w:val="22"/>
+        <w:lang w:val="en-IN" w:eastAsia="en-IN" w:bidi="ar-SA"/>
+      </w:rPr>
+    </w:rPrDefault>
+    <w:pPrDefault>
+      <w:pPr>
+        <w:spacing w:after="160" w:line="259" w:lineRule="auto"/>
+      </w:pPr>
+    </w:pPrDefault>
+  </w:docDefaults>
+  <w:latentStyles w:defLockedState="0" w:defUIPriority="99" w:defSemiHidden="0" w:defUnhideWhenUsed="0" w:defQFormat="0" w:count="376">
+    <w:lsdException w:name="Normal" w:uiPriority="0" w:qFormat="1"/>
+    <w:lsdException w:name="heading 1" w:uiPriority="9" w:qFormat="1"/>
+    <w:lsdException w:name="heading 2" w:semiHidden="1" w:uiPriority="9" w:unhideWhenUsed="1" w:qFormat="1"/>
+    <w:lsdException w:name="heading 3" w:semiHidden="1" w:uiPriority="9" w:unhideWhenUsed="1" w:qFormat="1"/>
+    <w:lsdException w:name="heading 4" w:semiHidden="1" w:uiPriority="9" w:unhideWhenUsed="1" w:qFormat="1"/>
+    <w:lsdException w:name="heading 5" w:semiHidden="1" w:uiPriority="9" w:unhideWhenUsed="1" w:qFormat="1"/>
+    <w:lsdException w:name="heading 6" w:semiHidden="1" w:uiPriority="9" w:unhideWhenUsed="1" w:qFormat="1"/>
+    <w:lsdException w:name="heading 7" w:semiHidden="1" w:uiPriority="9" w:unhideWhenUsed="1" w:qFormat="1"/>
+    <w:lsdException w:name="heading 8" w:semiHidden="1" w:uiPriority="9" w:unhideWhenUsed="1" w:qFormat="1"/>
+    <w:lsdException w:name="heading 9" w:semiHidden="1" w:uiPriority="9" w:unhideWhenUsed="1" w:qFormat="1"/>
+    <w:lsdException w:name="index 1" w:semiHidden="1" w:unhideWhenUsed="1"/>
+    <w:lsdException w:name="index 2" w:semiHidden="1" w:unhideWhenUsed="1"/>
+    <w:lsdException w:name="index 3" w:semiHidden="1" w:unhideWhenUsed="1"/>
+    <w:lsdException w:name="index 4" w:semiHidden="1" w:unhideWhenUsed="1"/>
+    <w:lsdException w:name="index 5" w:semiHidden="1" w:unhideWhenUsed="1"/>
+    <w:lsdException w:name="index 6" w:semiHidden="1" w:unhideWhenUsed="1"/>
+    <w:lsdException w:name="index 7" w:semiHidden="1" w:unhideWhenUsed="1"/>
+    <w:lsdException w:name="index 8" w:semiHidden="1" w:unhideWhenUsed="1"/>
+    <w:lsdException w:name="index 9" w:semiHidden="1" w:unhideWhenUsed="1"/>
+    <w:lsdException w:name="toc 1" w:semiHidden="1" w:uiPriority="39" w:unhideWhenUsed="1"/>
+    <w:lsdException w:name="toc 2" w:semiHidden="1" w:uiPriority="39" w:unhideWhenUsed="1"/>
+    <w:lsdException w:name="toc 3" w:semiHidden="1" w:uiPriority="39" w:unhideWhenUsed="1"/>
+    <w:lsdException w:name="toc 4" w:semiHidden="1" w:uiPriority="39" w:unhideWhenUsed="1"/>
+    <w:lsdException w:name="toc 5" w:semiHidden="1" w:uiPriority="39" w:unhideWhenUsed="1"/>
+    <w:lsdException w:name="toc 6" w:semiHidden="1" w:uiPriority="39" w:unhideWhenUsed="1"/>
+    <w:lsdException w:name="toc 7" w:semiHidden="1" w:uiPriority="39" w:unhideWhenUsed="1"/>
+    <w:lsdException w:name="toc 8" w:semiHidden="1" w:uiPriority="39" w:unhideWhenUsed="1"/>
+    <w:lsdException w:name="toc 9" w:semiHidden="1" w:uiPriority="39" w:unhideWhenUsed="1"/>
+    <w:lsdException w:name="Normal Indent" w:semiHidden="1" w:unhideWhenUsed="1"/>
+    <w:lsdException w:name="footnote text" w:semiHidden="1" w:unhideWhenUsed="1"/>
+    <w:lsdException w:name="annotation text" w:semiHidden="1" w:unhideWhenUsed="1"/>
+    <w:lsdException w:name="header" w:semiHidden="1" w:unhideWhenUsed="1"/>
+    <w:lsdException w:name="footer" w:semiHidden="1" w:unhideWhenUsed="1"/>
+    <w:lsdException w:name="index heading" w:semiHidden="1" w:unhideWhenUsed="1"/>
+    <w:lsdException w:name="caption" w:semiHidden="1" w:uiPriority="35" w:unhideWhenUsed="1" w:qFormat="1"/>
+    <w:lsdException w:name="table of figures" w:semiHidden="1" w:unhideWhenUsed="1"/>
+    <w:lsdException w:name="envelope address" w:semiHidden="1" w:unhideWhenUsed="1"/>
+    <w:lsdException w:name="envelope return" w:semiHidden="1" w:unhideWhenUsed="1"/>
+    <w:lsdException w:name="footnote reference" w:semiHidden="1" w:unhideWhenUsed="1"/>
+    <w:lsdException w:name="annotation reference" w:semiHidden="1" w:unhideWhenUsed="1"/>
+    <w:lsdException w:name="line number" w:semiHidden="1" w:unhideWhenUsed="1"/>
+    <w:lsdException w:name="page number" w:semiHidden="1" w:unhideWhenUsed="1"/>
+    <w:lsdException w:name="endnote reference" w:semiHidden="1" w:unhideWhenUsed="1"/>
+    <w:lsdException w:name="endnote text" w:semiHidden="1" w:unhideWhenUsed="1"/>
+    <w:lsdException w:name="table of authorities" w:semiHidden="1" w:unhideWhenUsed="1"/>
+    <w:lsdException w:name="macro" w:semiHidden="1" w:unhideWhenUsed="1"/>
+    <w:lsdException w:name="toa heading" w:semiHidden="1" w:unhideWhenUsed="1"/>
+    <w:lsdException w:name="List" w:semiHidden="1" w:unhideWhenUsed="1"/>
+    <w:lsdException w:name="List Bullet" w:semiHidden="1" w:unhideWhenUsed="1"/>
+    <w:lsdException w:name="List Number" w:semiHidden="1" w:unhideWhenUsed="1"/>
+    <w:lsdException w:name="List 2" w:semiHidden="1" w:unhideWhenUsed="1"/>
+    <w:lsdException w:name="List 3" w:semiHidden="1" w:unhideWhenUsed="1"/>
+    <w:lsdException w:name="List 4" w:semiHidden="1" w:unhideWhenUsed="1"/>
+    <w:lsdException w:name="List 5" w:semiHidden="1" w:unhideWhenUsed="1"/>
+    <w:lsdException w:name="List Bullet 2" w:semiHidden="1" w:unhideWhenUsed="1"/>
+    <w:lsdException w:name="List Bullet 3" w:semiHidden="1" w:unhideWhenUsed="1"/>
+    <w:lsdException w:name="List Bullet 4" w:semiHidden="1" w:unhideWhenUsed="1"/>
+    <w:lsdException w:name="List Bullet 5" w:semiHidden="1" w:unhideWhenUsed="1"/>
+    <w:lsdException w:name="List Number 2" w:semiHidden="1" w:unhideWhenUsed="1"/>
+    <w:lsdException w:name="List Number 3" w:semiHidden="1" w:unhideWhenUsed="1"/>
+    <w:lsdException w:name="List Number 4" w:semiHidden="1" w:unhideWhenUsed="1"/>
+    <w:lsdException w:name="List Number 5" w:semiHidden="1" w:unhideWhenUsed="1"/>
+    <w:lsdException w:name="Title" w:uiPriority="10" w:qFormat="1"/>
+    <w:lsdException w:name="Closing" w:semiHidden="1" w:unhideWhenUsed="1"/>
+    <w:lsdException w:name="Signature" w:semiHidden="1" w:unhideWhenUsed="1"/>
+    <w:lsdException w:name="Default Paragraph Font" w:semiHidden="1" w:uiPriority="1" w:unhideWhenUsed="1"/>
+    <w:lsdException w:name="Body Text" w:semiHidden="1" w:unhideWhenUsed="1"/>
+    <w:lsdException w:name="Body Text Indent" w:semiHidden="1" w:unhideWhenUsed="1"/>
+    <w:lsdException w:name="List Continue" w:semiHidden="1" w:unhideWhenUsed="1"/>
+    <w:lsdException w:name="List Continue 2" w:semiHidden="1" w:unhideWhenUsed="1"/>
+    <w:lsdException w:name="List Continue 3" w:semiHidden="1" w:unhideWhenUsed="1"/>
+    <w:lsdException w:name="List Continue 4" w:semiHidden="1" w:unhideWhenUsed="1"/>
+    <w:lsdException w:name="List Continue 5" w:semiHidden="1" w:unhideWhenUsed="1"/>
+    <w:lsdException w:name="Message Header" w:semiHidden="1" w:unhideWhenUsed="1"/>
+    <w:lsdException w:name="Subtitle" w:uiPriority="11" w:qFormat="1"/>
+    <w:lsdException w:name="Salutation" w:semiHidden="1" w:unhideWhenUsed="1"/>
+    <w:lsdException w:name="Date" w:semiHidden="1" w:unhideWhenUsed="1"/>
+    <w:lsdException w:name="Body Text First Indent" w:semiHidden="1" w:unhideWhenUsed="1"/>
+    <w:lsdException w:name="Body Text First Indent 2" w:semiHidden="1" w:unhideWhenUsed="1"/>
+    <w:lsdException w:name="Note Heading" w:semiHidden="1" w:unhideWhenUsed="1"/>
+    <w:lsdException w:name="Body Text 2" w:semiHidden="1" w:unhideWhenUsed="1"/>
+    <w:lsdException w:name="Body Text 3" w:semiHidden="1" w:unhideWhenUsed="1"/>
+    <w:lsdException w:name="Body Text Indent 2" w:semiHidden="1" w:unhideWhenUsed="1"/>
+    <w:lsdException w:name="Body Text Indent 3" w:semiHidden="1" w:unhideWhenUsed="1"/>
+    <w:lsdException w:name="Block Text" w:semiHidden="1" w:unhideWhenUsed="1"/>
+    <w:lsdException w:name="Hyperlink" w:semiHidden="1" w:unhideWhenUsed="1"/>
+    <w:lsdException w:name="FollowedHyperlink" w:semiHidden="1" w:unhideWhenUsed="1"/>
+    <w:lsdException w:name="Strong" w:uiPriority="22" w:qFormat="1"/>
+    <w:lsdException w:name="Emphasis" w:uiPriority="20" w:qFormat="1"/>
+    <w:lsdException w:name="Document Map" w:semiHidden="1" w:unhideWhenUsed="1"/>
+    <w:lsdException w:name="Plain Text" w:semiHidden="1" w:unhideWhenUsed="1"/>
+    <w:lsdException w:name="E-mail Signature" w:semiHidden="1" w:unhideWhenUsed="1"/>
+    <w:lsdException w:name="HTML Top of Form" w:semiHidden="1" w:unhideWhenUsed="1"/>
+    <w:lsdException w:name="HTML Bottom of Form" w:semiHidden="1" w:unhideWhenUsed="1"/>
+    <w:lsdException w:name="Normal (Web)" w:semiHidden="1" w:unhideWhenUsed="1"/>
+    <w:lsdException w:name="HTML Acronym" w:semiHidden="1" w:unhideWhenUsed="1"/>
+    <w:lsdException w:name="HTML Address" w:semiHidden="1" w:unhideWhenUsed="1"/>
+    <w:lsdException w:name="HTML Cite" w:semiHidden="1" w:unhideWhenUsed="1"/>
+    <w:lsdException w:name="HTML Code" w:semiHidden="1" w:unhideWhenUsed="1"/>
+    <w:lsdException w:name="HTML Definition" w:semiHidden="1" w:unhideWhenUsed="1"/>
+    <w:lsdException w:name="HTML Keyboard" w:semiHidden="1" w:unhideWhenUsed="1"/>
+    <w:lsdException w:name="HTML Preformatted" w:semiHidden="1" w:unhideWhenUsed="1"/>
+    <w:lsdException w:name="HTML Sample" w:semiHidden="1" w:unhideWhenUsed="1"/>
+    <w:lsdException w:name="HTML Typewriter" w:semiHidden="1" w:unhideWhenUsed="1"/>
+    <w:lsdException w:name="HTML Variable" w:semiHidden="1" w:unhideWhenUsed="1"/>
+    <w:lsdException w:name="Normal Table" w:semiHidden="1" w:unhideWhenUsed="1"/>
+    <w:lsdException w:name="annotation subject" w:semiHidden="1" w:unhideWhenUsed="1"/>
+    <w:lsdException w:name="No List" w:semiHidden="1" w:unhideWhenUsed="1"/>
+    <w:lsdException w:name="Outline List 1" w:semiHidden="1" w:unhideWhenUsed="1"/>
+    <w:lsdException w:name="Outline List 2" w:semiHidden="1" w:unhideWhenUsed="1"/>
+    <w:lsdException w:name="Outline List 3" w:semiHidden="1" w:unhideWhenUsed="1"/>
+    <w:lsdException w:name="Table Simple 1" w:semiHidden="1" w:unhideWhenUsed="1"/>
+    <w:lsdException w:name="Table Simple 2" w:semiHidden="1" w:unhideWhenUsed="1"/>
+    <w:lsdException w:name="Table Simple 3" w:semiHidden="1" w:unhideWhenUsed="1"/>
+    <w:lsdException w:name="Table Classic 1" w:semiHidden="1" w:unhideWhenUsed="1"/>
+    <w:lsdException w:name="Table Classic 2" w:semiHidden="1" w:unhideWhenUsed="1"/>
+    <w:lsdException w:name="Table Classic 3" w:semiHidden="1" w:unhideWhenUsed="1"/>
+    <w:lsdException w:name="Table Classic 4" w:semiHidden="1" w:unhideWhenUsed="1"/>
+    <w:lsdException w:name="Table Colorful 1" w:semiHidden="1" w:unhideWhenUsed="1"/>
+    <w:lsdException w:name="Table Colorful 2" w:semiHidden="1" w:unhideWhenUsed="1"/>
+    <w:lsdException w:name="Table Colorful 3" w:semiHidden="1" w:unhideWhenUsed="1"/>
+    <w:lsdException w:name="Table Columns 1" w:semiHidden="1" w:unhideWhenUsed="1"/>
+    <w:lsdException w:name="Table Columns 2" w:semiHidden="1" w:unhideWhenUsed="1"/>
+    <w:lsdException w:name="Table Columns 3" w:semiHidden="1" w:unhideWhenUsed="1"/>
+    <w:lsdException w:name="Table Columns 4" w:semiHidden="1" w:unhideWhenUsed="1"/>
+    <w:lsdException w:name="Table Columns 5" w:semiHidden="1" w:unhideWhenUsed="1"/>
+    <w:lsdException w:name="Table Grid 1" w:semiHidden="1" w:unhideWhenUsed="1"/>
+    <w:lsdException w:name="Table Grid 2" w:semiHidden="1" w:unhideWhenUsed="1"/>
+    <w:lsdException w:name="Table Grid 3" w:semiHidden="1" w:unhideWhenUsed="1"/>
+    <w:lsdException w:name="Table Grid 4" w:semiHidden="1" w:unhideWhenUsed="1"/>
+    <w:lsdException w:name="Table Grid 5" w:semiHidden="1" w:unhideWhenUsed="1"/>
+    <w:lsdException w:name="Table Grid 6" w:semiHidden="1" w:unhideWhenUsed="1"/>
+    <w:lsdException w:name="Table Grid 7" w:semiHidden="1" w:unhideWhenUsed="1"/>
+    <w:lsdException w:name="Table Grid 8" w:semiHidden="1" w:unhideWhenUsed="1"/>
+    <w:lsdException w:name="Table List 1" w:semiHidden="1" w:unhideWhenUsed="1"/>
+    <w:lsdException w:name="Table List 2" w:semiHidden="1" w:unhideWhenUsed="1"/>
+    <w:lsdException w:name="Table List 3" w:semiHidden="1" w:unhideWhenUsed="1"/>
+    <w:lsdException w:name="Table List 4" w:semiHidden="1" w:unhideWhenUsed="1"/>
+    <w:lsdException w:name="Table List 5" w:semiHidden="1" w:unhideWhenUsed="1"/>
+    <w:lsdException w:name="Table List 6" w:semiHidden="1" w:unhideWhenUsed="1"/>
+    <w:lsdException w:name="Table List 7" w:semiHidden="1" w:unhideWhenUsed="1"/>
+    <w:lsdException w:name="Table List 8" w:semiHidden="1" w:unhideWhenUsed="1"/>
+    <w:lsdException w:name="Table 3D effects 1" w:semiHidden="1" w:unhideWhenUsed="1"/>
+    <w:lsdException w:name="Table 3D effects 2" w:semiHidden="1" w:unhideWhenUsed="1"/>
+    <w:lsdException w:name="Table 3D effects 3" w:semiHidden="1" w:unhideWhenUsed="1"/>
+    <w:lsdException w:name="Table Contemporary" w:semiHidden="1" w:unhideWhenUsed="1"/>
+    <w:lsdException w:name="Table Elegant" w:semiHidden="1" w:unhideWhenUsed="1"/>
+    <w:lsdException w:name="Table Professional" w:semiHidden="1" w:unhideWhenUsed="1"/>
+    <w:lsdException w:name="Table Subtle 1" w:semiHidden="1" w:unhideWhenUsed="1"/>
+    <w:lsdException w:name="Table Subtle 2" w:semiHidden="1" w:unhideWhenUsed="1"/>
+    <w:lsdException w:name="Table Web 1" w:semiHidden="1" w:unhideWhenUsed="1"/>
+    <w:lsdException w:name="Table Web 2" w:semiHidden="1" w:unhideWhenUsed="1"/>
+    <w:lsdException w:name="Table Web 3" w:semiHidden="1" w:unhideWhenUsed="1"/>
+    <w:lsdException w:name="Balloon Text" w:semiHidden="1" w:unhideWhenUsed="1"/>
+    <w:lsdException w:name="Table Grid" w:uiPriority="39"/>
+    <w:lsdException w:name="Table Theme" w:semiHidden="1" w:unhideWhenUsed="1"/>
+    <w:lsdException w:name="Placeholder Text" w:semiHidden="1"/>
+    <w:lsdException w:name="No Spacing" w:uiPriority="1" w:qFormat="1"/>
+    <w:lsdException w:name="Light Shading" w:uiPriority="60"/>
+    <w:lsdException w:name="Light List" w:uiPriority="61"/>
+    <w:lsdException w:name="Light Grid" w:uiPriority="62"/>
+    <w:lsdException w:name="Medium Shading 1" w:uiPriority="63"/>
+    <w:lsdException w:name="Medium Shading 2" w:uiPriority="64"/>
+    <w:lsdException w:name="Medium List 1" w:uiPriority="65"/>
+    <w:lsdException w:name="Medium List 2" w:uiPriority="66"/>
+    <w:lsdException w:name="Medium Grid 1" w:uiPriority="67"/>
+    <w:lsdException w:name="Medium Grid 2" w:uiPriority="68"/>
+    <w:lsdException w:name="Medium Grid 3" w:uiPriority="69"/>
+    <w:lsdException w:name="Dark List" w:uiPriority="70"/>
+    <w:lsdException w:name="Colorful Shading" w:uiPriority="71"/>
+    <w:lsdException w:name="Colorful List" w:uiPriority="72"/>
+    <w:lsdException w:name="Colorful Grid" w:uiPriority="73"/>
+    <w:lsdException w:name="Light Shading Accent 1" w:uiPriority="60"/>
+    <w:lsdException w:name="Light List Accent 1" w:uiPriority="61"/>
+    <w:lsdException w:name="Light Grid Accent 1" w:uiPriority="62"/>
+    <w:lsdException w:name="Medium Shading 1 Accent 1" w:uiPriority="63"/>
+    <w:lsdException w:name="Medium Shading 2 Accent 1" w:uiPriority="64"/>
+    <w:lsdException w:name="Medium List 1 Accent 1" w:uiPriority="65"/>
+    <w:lsdException w:name="Revision" w:semiHidden="1"/>
+    <w:lsdException w:name="List Paragraph" w:uiPriority="34" w:qFormat="1"/>
+    <w:lsdException w:name="Quote" w:uiPriority="29" w:qFormat="1"/>
+    <w:lsdException w:name="Intense Quote" w:uiPriority="30" w:qFormat="1"/>
+    <w:lsdException w:name="Medium List 2 Accent 1" w:uiPriority="66"/>
+    <w:lsdException w:name="Medium Grid 1 Accent 1" w:uiPriority="67"/>
+    <w:lsdException w:name="Medium Grid 2 Accent 1" w:uiPriority="68"/>
+    <w:lsdException w:name="Medium Grid 3 Accent 1" w:uiPriority="69"/>
+    <w:lsdException w:name="Dark List Accent 1" w:uiPriority="70"/>
+    <w:lsdException w:name="Colorful Shading Accent 1" w:uiPriority="71"/>
+    <w:lsdException w:name="Colorful List Accent 1" w:uiPriority="72"/>
+    <w:lsdException w:name="Colorful Grid Accent 1" w:uiPriority="73"/>
+    <w:lsdException w:name="Light Shading Accent 2" w:uiPriority="60"/>
+    <w:lsdException w:name="Light List Accent 2" w:uiPriority="61"/>
+    <w:lsdException w:name="Light Grid Accent 2" w:uiPriority="62"/>
+    <w:lsdException w:name="Medium Shading 1 Accent 2" w:uiPriority="63"/>
+    <w:lsdException w:name="Medium Shading 2 Accent 2" w:uiPriority="64"/>
+    <w:lsdException w:name="Medium List 1 Accent 2" w:uiPriority="65"/>
+    <w:lsdException w:name="Medium List 2 Accent 2" w:uiPriority="66"/>
+    <w:lsdException w:name="Medium Grid 1 Accent 2" w:uiPriority="67"/>
+    <w:lsdException w:name="Medium Grid 2 Accent 2" w:uiPriority="68"/>
+    <w:lsdException w:name="Medium Grid 3 Accent 2" w:uiPriority="69"/>
+    <w:lsdException w:name="Dark List Accent 2" w:uiPriority="70"/>
+    <w:lsdException w:name="Colorful Shading Accent 2" w:uiPriority="71"/>
+    <w:lsdException w:name="Colorful List Accent 2" w:uiPriority="72"/>
+    <w:lsdException w:name="Colorful Grid Accent 2" w:uiPriority="73"/>
+    <w:lsdException w:name="Light Shading Accent 3" w:uiPriority="60"/>
+    <w:lsdException w:name="Light List Accent 3" w:uiPriority="61"/>
+    <w:lsdException w:name="Light Grid Accent 3" w:uiPriority="62"/>
+    <w:lsdException w:name="Medium Shading 1 Accent 3" w:uiPriority="63"/>
+    <w:lsdException w:name="Medium Shading 2 Accent 3" w:uiPriority="64"/>
+    <w:lsdException w:name="Medium List 1 Accent 3" w:uiPriority="65"/>
+    <w:lsdException w:name="Medium List 2 Accent 3" w:uiPriority="66"/>
+    <w:lsdException w:name="Medium Grid 1 Accent 3" w:uiPriority="67"/>
+    <w:lsdException w:name="Medium Grid 2 Accent 3" w:uiPriority="68"/>
+    <w:lsdException w:name="Medium Grid 3 Accent 3" w:uiPriority="69"/>
+    <w:lsdException w:name="Dark List Accent 3" w:uiPriority="70"/>
+    <w:lsdException w:name="Colorful Shading Accent 3" w:uiPriority="71"/>
+    <w:lsdException w:name="Colorful List Accent 3" w:uiPriority="72"/>
+    <w:lsdException w:name="Colorful Grid Accent 3" w:uiPriority="73"/>
+    <w:lsdException w:name="Light Shading Accent 4" w:uiPriority="60"/>
+    <w:lsdException w:name="Light List Accent 4" w:uiPriority="61"/>
+    <w:lsdException w:name="Light Grid Accent 4" w:uiPriority="62"/>
+    <w:lsdException w:name="Medium Shading 1 Accent 4" w:uiPriority="63"/>
+    <w:lsdException w:name="Medium Shading 2 Accent 4" w:uiPriority="64"/>
+    <w:lsdException w:name="Medium List 1 Accent 4" w:uiPriority="65"/>
+    <w:lsdException w:name="Medium List 2 Accent 4" w:uiPriority="66"/>
+    <w:lsdException w:name="Medium Grid 1 Accent 4" w:uiPriority="67"/>
+    <w:lsdException w:name="Medium Grid 2 Accent 4" w:uiPriority="68"/>
+    <w:lsdException w:name="Medium Grid 3 Accent 4" w:uiPriority="69"/>
+    <w:lsdException w:name="Dark List Accent 4" w:uiPriority="70"/>
+    <w:lsdException w:name="Colorful Shading Accent 4" w:uiPriority="71"/>
+    <w:lsdException w:name="Colorful List Accent 4" w:uiPriority="72"/>
+    <w:lsdException w:name="Colorful Grid Accent 4" w:uiPriority="73"/>
+    <w:lsdException w:name="Light Shading Accent 5" w:uiPriority="60"/>
+    <w:lsdException w:name="Light List Accent 5" w:uiPriority="61"/>
+    <w:lsdException w:name="Light Grid Accent 5" w:uiPriority="62"/>
+    <w:lsdException w:name="Medium Shading 1 Accent 5" w:uiPriority="63"/>
+    <w:lsdException w:name="Medium Shading 2 Accent 5" w:uiPriority="64"/>
+    <w:lsdException w:name="Medium List 1 Accent 5" w:uiPriority="65"/>
+    <w:lsdException w:name="Medium List 2 Accent 5" w:uiPriority="66"/>
+    <w:lsdException w:name="Medium Grid 1 Accent 5" w:uiPriority="67"/>
+    <w:lsdException w:name="Medium Grid 2 Accent 5" w:uiPriority="68"/>
+    <w:lsdException w:name="Medium Grid 3 Accent 5" w:uiPriority="69"/>
+    <w:lsdException w:name="Dark List Accent 5" w:uiPriority="70"/>
+    <w:lsdException w:name="Colorful Shading Accent 5" w:uiPriority="71"/>
+    <w:lsdException w:name="Colorful List Accent 5" w:uiPriority="72"/>
+    <w:lsdException w:name="Colorful Grid Accent 5" w:uiPriority="73"/>
+    <w:lsdException w:name="Light Shading Accent 6" w:uiPriority="60"/>
+    <w:lsdException w:name="Light List Accent 6" w:uiPriority="61"/>
+    <w:lsdException w:name="Light Grid Accent 6" w:uiPriority="62"/>
+    <w:lsdException w:name="Medium Shading 1 Accent 6" w:uiPriority="63"/>
+    <w:lsdException w:name="Medium Shading 2 Accent 6" w:uiPriority="64"/>
+    <w:lsdException w:name="Medium List 1 Accent 6" w:uiPriority="65"/>
+    <w:lsdException w:name="Medium List 2 Accent 6" w:uiPriority="66"/>
+    <w:lsdException w:name="Medium Grid 1 Accent 6" w:uiPriority="67"/>
+    <w:lsdException w:name="Medium Grid 2 Accent 6" w:uiPriority="68"/>
+    <w:lsdException w:name="Medium Grid 3 Accent 6" w:uiPriority="69"/>
+    <w:lsdException w:name="Dark List Accent 6" w:uiPriority="70"/>
+    <w:lsdException w:name="Colorful Shading Accent 6" w:uiPriority="71"/>
+    <w:lsdException w:name="Colorful List Accent 6" w:uiPriority="72"/>
+    <w:lsdException w:name="Colorful Grid Accent 6" w:uiPriority="73"/>
+    <w:lsdException w:name="Subtle Emphasis" w:uiPriority="19" w:qFormat="1"/>
+    <w:lsdException w:name="Intense Emphasis" w:uiPriority="21" w:qFormat="1"/>
+    <w:lsdException w:name="Subtle Reference" w:uiPriority="31" w:qFormat="1"/>
+    <w:lsdException w:name="Intense Reference" w:uiPriority="32" w:qFormat="1"/>
+    <w:lsdException w:name="Book Title" w:uiPriority="33" w:qFormat="1"/>
+    <w:lsdException w:name="Bibliography" w:semiHidden="1" w:uiPriority="37" w:unhideWhenUsed="1"/>
+    <w:lsdException w:name="TOC Heading" w:semiHidden="1" w:uiPriority="39" w:unhideWhenUsed="1" w:qFormat="1"/>
+    <w:lsdException w:name="Plain Table 1" w:uiPriority="41"/>
+    <w:lsdException w:name="Plain Table 2" w:uiPriority="42"/>
+    <w:lsdException w:name="Plain Table 3" w:uiPriority="43"/>
+    <w:lsdException w:name="Plain Table 4" w:uiPriority="44"/>
+    <w:lsdException w:name="Plain Table 5" w:uiPriority="45"/>
+    <w:lsdException w:name="Grid Table Light" w:uiPriority="40"/>
+    <w:lsdException w:name="Grid Table 1 Light" w:uiPriority="46"/>
+    <w:lsdException w:name="Grid Table 2" w:uiPriority="47"/>
+    <w:lsdException w:name="Grid Table 3" w:uiPriority="48"/>
+    <w:lsdException w:name="Grid Table 4" w:uiPriority="49"/>
+    <w:lsdException w:name="Grid Table 5 Dark" w:uiPriority="50"/>
+    <w:lsdException w:name="Grid Table 6 Colorful" w:uiPriority="51"/>
+    <w:lsdException w:name="Grid Table 7 Colorful" w:uiPriority="52"/>
+    <w:lsdException w:name="Grid Table 1 Light Accent 1" w:uiPriority="46"/>
+    <w:lsdException w:name="Grid Table 2 Accent 1" w:uiPriority="47"/>
+    <w:lsdException w:name="Grid Table 3 Accent 1" w:uiPriority="48"/>
+    <w:lsdException w:name="Grid Table 4 Accent 1" w:uiPriority="49"/>
+    <w:lsdException w:name="Grid Table 5 Dark Accent 1" w:uiPriority="50"/>
+    <w:lsdException w:name="Grid Table 6 Colorful Accent 1" w:uiPriority="51"/>
+    <w:lsdException w:name="Grid Table 7 Colorful Accent 1" w:uiPriority="52"/>
+    <w:lsdException w:name="Grid Table 1 Light Accent 2" w:uiPriority="46"/>
+    <w:lsdException w:name="Grid Table 2 Accent 2" w:uiPriority="47"/>
+    <w:lsdException w:name="Grid Table 3 Accent 2" w:uiPriority="48"/>
+    <w:lsdException w:name="Grid Table 4 Accent 2" w:uiPriority="49"/>
+    <w:lsdException w:name="Grid Table 5 Dark Accent 2" w:uiPriority="50"/>
+    <w:lsdException w:name="Grid Table 6 Colorful Accent 2" w:uiPriority="51"/>
+    <w:lsdException w:name="Grid Table 7 Colorful Accent 2" w:uiPriority="52"/>
+    <w:lsdException w:name="Grid Table 1 Light Accent 3" w:uiPriority="46"/>
+    <w:lsdException w:name="Grid Table 2 Accent 3" w:uiPriority="47"/>
+    <w:lsdException w:name="Grid Table 3 Accent 3" w:uiPriority="48"/>
+    <w:lsdException w:name="Grid Table 4 Accent 3" w:uiPriority="49"/>
+    <w:lsdException w:name="Grid Table 5 Dark Accent 3" w:uiPriority="50"/>
+    <w:lsdException w:name="Grid Table 6 Colorful Accent 3" w:uiPriority="51"/>
+    <w:lsdException w:name="Grid Table 7 Colorful Accent 3" w:uiPriority="52"/>
+    <w:lsdException w:name="Grid Table 1 Light Accent 4" w:uiPriority="46"/>
+    <w:lsdException w:name="Grid Table 2 Accent 4" w:uiPriority="47"/>
+    <w:lsdException w:name="Grid Table 3 Accent 4" w:uiPriority="48"/>
+    <w:lsdException w:name="Grid Table 4 Accent 4" w:uiPriority="49"/>
+    <w:lsdException w:name="Grid Table 5 Dark Accent 4" w:uiPriority="50"/>
+    <w:lsdException w:name="Grid Table 6 Colorful Accent 4" w:uiPriority="51"/>
+    <w:lsdException w:name="Grid Table 7 Colorful Accent 4" w:uiPriority="52"/>
+    <w:lsdException w:name="Grid Table 1 Light Accent 5" w:uiPriority="46"/>
+    <w:lsdException w:name="Grid Table 2 Accent 5" w:uiPriority="47"/>
+    <w:lsdException w:name="Grid Table 3 Accent 5" w:uiPriority="48"/>
+    <w:lsdException w:name="Grid Table 4 Accent 5" w:uiPriority="49"/>
+    <w:lsdException w:name="Grid Table 5 Dark Accent 5" w:uiPriority="50"/>
+    <w:lsdException w:name="Grid Table 6 Colorful Accent 5" w:uiPriority="51"/>
+    <w:lsdException w:name="Grid Table 7 Colorful Accent 5" w:uiPriority="52"/>
+    <w:lsdException w:name="Grid Table 1 Light Accent 6" w:uiPriority="46"/>
+    <w:lsdException w:name="Grid Table 2 Accent 6" w:uiPriority="47"/>
+    <w:lsdException w:name="Grid Table 3 Accent 6" w:uiPriority="48"/>
+    <w:lsdException w:name="Grid Table 4 Accent 6" w:uiPriority="49"/>
+    <w:lsdException w:name="Grid Table 5 Dark Accent 6" w:uiPriority="50"/>
+    <w:lsdException w:name="Grid Table 6 Colorful Accent 6" w:uiPriority="51"/>
+    <w:lsdException w:name="Grid Table 7 Colorful Accent 6" w:uiPriority="52"/>
+    <w:lsdException w:name="List Table 1 Light" w:uiPriority="46"/>
+    <w:lsdException w:name="List Table 2" w:uiPriority="47"/>
+    <w:lsdException w:name="List Table 3" w:uiPriority="48"/>
+    <w:lsdException w:name="List Table 4" w:uiPriority="49"/>
+    <w:lsdException w:name="List Table 5 Dark" w:uiPriority="50"/>
+    <w:lsdException w:name="List Table 6 Colorful" w:uiPriority="51"/>
+    <w:lsdException w:name="List Table 7 Colorful" w:uiPriority="52"/>
+    <w:lsdException w:name="List Table 1 Light Accent 1" w:uiPriority="46"/>
+    <w:lsdException w:name="List Table 2 Accent 1" w:uiPriority="47"/>
+    <w:lsdException w:name="List Table 3 Accent 1" w:uiPriority="48"/>
+    <w:lsdException w:name="List Table 4 Accent 1" w:uiPriority="49"/>
+    <w:lsdException w:name="List Table 5 Dark Accent 1" w:uiPriority="50"/>
+    <w:lsdException w:name="List Table 6 Colorful Accent 1" w:uiPriority="51"/>
+    <w:lsdException w:name="List Table 7 Colorful Accent 1" w:uiPriority="52"/>
+    <w:lsdException w:name="List Table 1 Light Accent 2" w:uiPriority="46"/>
+    <w:lsdException w:name="List Table 2 Accent 2" w:uiPriority="47"/>
+    <w:lsdException w:name="List Table 3 Accent 2" w:uiPriority="48"/>
+    <w:lsdException w:name="List Table 4 Accent 2" w:uiPriority="49"/>
+    <w:lsdException w:name="List Table 5 Dark Accent 2" w:uiPriority="50"/>
+    <w:lsdException w:name="List Table 6 Colorful Accent 2" w:uiPriority="51"/>
+    <w:lsdException w:name="List Table 7 Colorful Accent 2" w:uiPriority="52"/>
+    <w:lsdException w:name="List Table 1 Light Accent 3" w:uiPriority="46"/>
+    <w:lsdException w:name="List Table 2 Accent 3" w:uiPriority="47"/>
+    <w:lsdException w:name="List Table 3 Accent 3" w:uiPriority="48"/>
+    <w:lsdException w:name="List Table 4 Accent 3" w:uiPriority="49"/>
+    <w:lsdException w:name="List Table 5 Dark Accent 3" w:uiPriority="50"/>
+    <w:lsdException w:name="List Table 6 Colorful Accent 3" w:uiPriority="51"/>
+    <w:lsdException w:name="List Table 7 Colorful Accent 3" w:uiPriority="52"/>
+    <w:lsdException w:name="List Table 1 Light Accent 4" w:uiPriority="46"/>
+    <w:lsdException w:name="List Table 2 Accent 4" w:uiPriority="47"/>
+    <w:lsdException w:name="List Table 3 Accent 4" w:uiPriority="48"/>
+    <w:lsdException w:name="List Table 4 Accent 4" w:uiPriority="49"/>
+    <w:lsdException w:name="List Table 5 Dark Accent 4" w:uiPriority="50"/>
+    <w:lsdException w:name="List Table 6 Colorful Accent 4" w:uiPriority="51"/>
+    <w:lsdException w:name="List Table 7 Colorful Accent 4" w:uiPriority="52"/>
+    <w:lsdException w:name="List Table 1 Light Accent 5" w:uiPriority="46"/>
+    <w:lsdException w:name="List Table 2 Accent 5" w:uiPriority="47"/>
+    <w:lsdException w:name="List Table 3 Accent 5" w:uiPriority="48"/>
+    <w:lsdException w:name="List Table 4 Accent 5" w:uiPriority="49"/>
+    <w:lsdException w:name="List Table 5 Dark Accent 5" w:uiPriority="50"/>
+    <w:lsdException w:name="List Table 6 Colorful Accent 5" w:uiPriority="51"/>
+    <w:lsdException w:name="List Table 7 Colorful Accent 5" w:uiPriority="52"/>
+    <w:lsdException w:name="List Table 1 Light Accent 6" w:uiPriority="46"/>
+    <w:lsdException w:name="List Table 2 Accent 6" w:uiPriority="47"/>
+    <w:lsdException w:name="List Table 3 Accent 6" w:uiPriority="48"/>
+    <w:lsdException w:name="List Table 4 Accent 6" w:uiPriority="49"/>
+    <w:lsdException w:name="List Table 5 Dark Accent 6" w:uiPriority="50"/>
+    <w:lsdException w:name="List Table 6 Colorful Accent 6" w:uiPriority="51"/>
+    <w:lsdException w:name="List Table 7 Colorful Accent 6" w:uiPriority="52"/>
+    <w:lsdException w:name="Mention" w:semiHidden="1" w:unhideWhenUsed="1"/>
+    <w:lsdException w:name="Smart Hyperlink" w:semiHidden="1" w:unhideWhenUsed="1"/>
+    <w:lsdException w:name="Hashtag" w:semiHidden="1" w:unhideWhenUsed="1"/>
+    <w:lsdException w:name="Unresolved Mention" w:semiHidden="1" w:unhideWhenUsed="1"/>
+    <w:lsdException w:name="Smart Link" w:semiHidden="1" w:unhideWhenUsed="1"/>
+  </w:latentStyles>
+  <w:style w:type="paragraph" w:default="1" w:styleId="Normal">
+    <w:name w:val="Normal"/>
+    <w:qFormat/>
+  </w:style>
+  <w:style w:type="character" w:default="1" w:styleId="DefaultParagraphFont">
+    <w:name w:val="Default Paragraph Font"/>
+    <w:uiPriority w:val="1"/>
+    <w:semiHidden/>
+    <w:unhideWhenUsed/>
+  </w:style>
+  <w:style w:type="table" w:default="1" w:styleId="TableNormal">
+    <w:name w:val="Normal Table"/>
+    <w:uiPriority w:val="99"/>
+    <w:semiHidden/>
+    <w:unhideWhenUsed/>
+    <w:tblPr>
+      <w:tblInd w:w="0" w:type="dxa"/>
+      <w:tblCellMar>
+        <w:top w:w="0" w:type="dxa"/>
+        <w:left w:w="108" w:type="dxa"/>
+        <w:bottom w:w="0" w:type="dxa"/>
+        <w:right w:w="108" w:type="dxa"/>
+      </w:tblCellMar>
+    </w:tblPr>
+  </w:style>
+  <w:style w:type="numbering" w:default="1" w:styleId="NoList">
+    <w:name w:val="No List"/>
+    <w:uiPriority w:val="99"/>
+    <w:semiHidden/>
+    <w:unhideWhenUsed/>
+  </w:style>
+  <w:style w:type="paragraph" w:customStyle="1" w:styleId="94B5623F6F374126B4F9E0FF11CDB676">
+    <w:name w:val="94B5623F6F374126B4F9E0FF11CDB676"/>
+    <w:rsid w:val="00387843"/>
+  </w:style>
+  <w:style w:type="paragraph" w:customStyle="1" w:styleId="4628F23A685444EFAF813AEA786353F7">
+    <w:name w:val="4628F23A685444EFAF813AEA786353F7"/>
+    <w:rsid w:val="00387843"/>
+  </w:style>
+</w:styles>
+</file>
+
+<file path=word/glossary/webSettings.xml><?xml version="1.0" encoding="utf-8"?>
+<w:webSettings xmlns:mc="http://schemas.openxmlformats.org/markup-compatibility/2006" xmlns:r="http://schemas.openxmlformats.org/officeDocument/2006/relationships" xmlns:w="http://schemas.openxmlformats.org/wordprocessingml/2006/main" xmlns:w14="http://schemas.microsoft.com/office/word/2010/wordml" xmlns:w15="http://schemas.microsoft.com/office/word/2012/wordml" xmlns:w16cex="http://schemas.microsoft.com/office/word/2018/wordml/cex" xmlns:w16cid="http://schemas.microsoft.com/office/word/2016/wordml/cid" xmlns:w16="http://schemas.microsoft.com/office/word/2018/wordml" xmlns:w16sdtdh="http://schemas.microsoft.com/office/word/2020/wordml/sdtdatahash" xmlns:w16se="http://schemas.microsoft.com/office/word/2015/wordml/symex" mc:Ignorable="w14 w15 w16se w16cid w16 w16cex w16sdtdh">
+  <w:optimizeForBrowser/>
+  <w:allowPNG/>
+</w:webSettings>
+</file>
+
 <file path=word/theme/theme1.xml><?xml version="1.0" encoding="utf-8"?>
 <a:theme xmlns:a="http://schemas.openxmlformats.org/drawingml/2006/main" name="Office Theme">
   <a:themeElements>
